--- a/docx.docx
+++ b/docx.docx
@@ -4,7 +4,7 @@
   <w:body>
     <w:p>
       <w:pPr>
-        <w:jc w:val="left"/>
+        <w:pStyle w:val="2"/>
         <w:rPr>
           <w:lang w:val="en-US"/>
         </w:rPr>
@@ -13,184 +13,149 @@
         <w:rPr>
           <w:lang w:val="en-US"/>
         </w:rPr>
-        <w:t>C:\ProgramData\Microsoft\Search\Data\Applications\Windows</w:t>
-      </w:r>
-      <w:r>
-        <w:rPr>
-          <w:lang w:val="en-US"/>
-        </w:rPr>
-        <w:t xml:space="preserve"> – </w:t>
-      </w:r>
-      <w:r>
-        <w:t>путь</w:t>
-      </w:r>
-      <w:r>
-        <w:rPr>
-          <w:lang w:val="en-US"/>
-        </w:rPr>
-        <w:t xml:space="preserve"> </w:t>
-      </w:r>
-      <w:r>
-        <w:t>до</w:t>
-      </w:r>
-      <w:r>
-        <w:rPr>
-          <w:lang w:val="en-US"/>
-        </w:rPr>
-        <w:t xml:space="preserve"> </w:t>
-      </w:r>
-      <w:r>
-        <w:t>файлов</w:t>
+        <w:t>Windows-gather.db:</w:t>
       </w:r>
     </w:p>
     <w:p>
       <w:pPr>
         <w:jc w:val="left"/>
         <w:rPr>
+          <w:lang w:val="en-US"/>
+        </w:rPr>
+      </w:pPr>
+      <w:r>
+        <w:t>В</w:t>
+      </w:r>
+      <w:r>
+        <w:t xml:space="preserve"> </w:t>
+      </w:r>
+      <w:r>
+        <w:t>процессе</w:t>
+      </w:r>
+      <w:r>
+        <w:t xml:space="preserve"> </w:t>
+      </w:r>
+      <w:r>
+        <w:t>анализа</w:t>
+      </w:r>
+      <w:r>
+        <w:t xml:space="preserve"> </w:t>
+      </w:r>
+      <w:r>
+        <w:t>структуры</w:t>
+      </w:r>
+      <w:r>
+        <w:t xml:space="preserve"> </w:t>
+      </w:r>
+      <w:r>
+        <w:t>базы</w:t>
+      </w:r>
+      <w:r>
+        <w:t xml:space="preserve"> </w:t>
+      </w:r>
+      <w:r>
+        <w:t>данных</w:t>
+      </w:r>
+      <w:r>
+        <w:t xml:space="preserve"> </w:t>
+      </w:r>
+      <w:r>
+        <w:t>были выявлены три основные таблицы, которые совместно хранят полную информацию о файлах: их местоположении в файловой системе, атрибутах и владельцах. Ниже представлено описание каждой таблицы и связей между ними.</w:t>
+      </w:r>
+      <w:r>
+        <w:t xml:space="preserve"> </w:t>
+      </w:r>
+      <w:r>
+        <w:t>Основные</w:t>
+      </w:r>
+      <w:r>
+        <w:t xml:space="preserve">: </w:t>
+      </w:r>
+      <w:r>
+        <w:rPr>
+          <w:lang w:val="en-US"/>
+        </w:rPr>
+        <w:t>SystemIndex</w:t>
+      </w:r>
+      <w:r>
+        <w:t>_</w:t>
+      </w:r>
+      <w:r>
+        <w:rPr>
+          <w:lang w:val="en-US"/>
+        </w:rPr>
+        <w:t>Gthr</w:t>
+      </w:r>
+      <w:r>
+        <w:t xml:space="preserve">, </w:t>
+      </w:r>
+      <w:r>
+        <w:rPr>
+          <w:lang w:val="en-US"/>
+        </w:rPr>
+        <w:t>SystemIndex</w:t>
+      </w:r>
+      <w:r>
+        <w:t>_</w:t>
+      </w:r>
+      <w:r>
+        <w:rPr>
+          <w:lang w:val="en-US"/>
+        </w:rPr>
+        <w:t>Gthr</w:t>
+      </w:r>
+      <w:r>
+        <w:rPr>
+          <w:lang w:val="en-US"/>
+        </w:rPr>
+        <w:t>AppOwner</w:t>
+      </w:r>
+      <w:r>
+        <w:t xml:space="preserve">, </w:t>
+      </w:r>
+      <w:r>
+        <w:rPr>
+          <w:lang w:val="en-US"/>
+        </w:rPr>
+        <w:t>SystemIndex</w:t>
+      </w:r>
+      <w:r>
+        <w:t>_</w:t>
+      </w:r>
+      <w:r>
+        <w:rPr>
+          <w:lang w:val="en-US"/>
+        </w:rPr>
+        <w:t>Pth</w:t>
+      </w:r>
+    </w:p>
+    <w:p>
+      <w:pPr>
+        <w:pStyle w:val="a7"/>
+        <w:numPr>
+          <w:ilvl w:val="0"/>
+          <w:numId w:val="1"/>
+        </w:numPr>
+        <w:jc w:val="left"/>
+        <w:rPr>
           <w:b/>
           <w:bCs/>
-          <w:sz w:val="40"/>
-          <w:szCs w:val="40"/>
-        </w:rPr>
-      </w:pPr>
-      <w:r>
-        <w:rPr>
-          <w:b/>
-          <w:bCs/>
-          <w:sz w:val="40"/>
-          <w:szCs w:val="40"/>
-          <w:lang w:val="en-US"/>
-        </w:rPr>
-        <w:t>Windows-gather.db:</w:t>
-      </w:r>
-    </w:p>
-    <w:p>
-      <w:pPr>
-        <w:jc w:val="left"/>
-        <w:rPr>
-          <w:lang w:val="en-US"/>
-        </w:rPr>
-      </w:pPr>
-      <w:r>
-        <w:t>Основные</w:t>
-      </w:r>
-      <w:r>
-        <w:rPr>
-          <w:lang w:val="en-US"/>
-        </w:rPr>
-        <w:t xml:space="preserve"> </w:t>
-      </w:r>
-      <w:r>
-        <w:t>таблицы</w:t>
-      </w:r>
-      <w:r>
-        <w:rPr>
-          <w:lang w:val="en-US"/>
-        </w:rPr>
-        <w:t xml:space="preserve">: </w:t>
-      </w:r>
-      <w:r>
-        <w:rPr>
-          <w:lang w:val="en-US"/>
-        </w:rPr>
-        <w:t xml:space="preserve">SystemIndex_Gthr, </w:t>
-      </w:r>
-      <w:r>
-        <w:rPr>
-          <w:lang w:val="en-US"/>
-        </w:rPr>
-        <w:t>SystemIndex_Gthr</w:t>
-      </w:r>
-      <w:r>
-        <w:rPr>
-          <w:lang w:val="en-US"/>
-        </w:rPr>
-        <w:t xml:space="preserve">AppOwner, </w:t>
-      </w:r>
-      <w:r>
-        <w:rPr>
-          <w:lang w:val="en-US"/>
-        </w:rPr>
-        <w:t>SystemIndex_</w:t>
-      </w:r>
-      <w:r>
-        <w:rPr>
-          <w:lang w:val="en-US"/>
-        </w:rPr>
-        <w:t>Pth</w:t>
-      </w:r>
-    </w:p>
-    <w:p>
-      <w:pPr>
-        <w:jc w:val="left"/>
-        <w:rPr>
-          <w:lang w:val="en-US"/>
-        </w:rPr>
-      </w:pPr>
-      <w:r>
-        <w:t>Связь</w:t>
-      </w:r>
-      <w:r>
-        <w:rPr>
-          <w:lang w:val="en-US"/>
-        </w:rPr>
-        <w:t xml:space="preserve">: </w:t>
-      </w:r>
-      <w:r>
-        <w:rPr>
-          <w:lang w:val="en-US"/>
-        </w:rPr>
-        <w:br/>
-      </w:r>
+        </w:rPr>
+      </w:pPr>
       <w:r>
         <w:rPr>
           <w:b/>
           <w:bCs/>
           <w:lang w:val="en-US"/>
         </w:rPr>
-        <w:t>SystemIndex_Gthr</w:t>
-      </w:r>
-      <w:r>
-        <w:rPr>
-          <w:lang w:val="en-US"/>
-        </w:rPr>
-        <w:t xml:space="preserve"> – </w:t>
-      </w:r>
-      <w:r>
-        <w:t>основная</w:t>
-      </w:r>
-      <w:r>
-        <w:rPr>
-          <w:lang w:val="en-US"/>
-        </w:rPr>
-        <w:t xml:space="preserve"> </w:t>
-      </w:r>
-      <w:r>
-        <w:t>информация</w:t>
-      </w:r>
-      <w:r>
-        <w:rPr>
-          <w:lang w:val="en-US"/>
-        </w:rPr>
-        <w:t xml:space="preserve"> </w:t>
-      </w:r>
-      <w:r>
-        <w:t>про</w:t>
-      </w:r>
-      <w:r>
-        <w:rPr>
-          <w:lang w:val="en-US"/>
-        </w:rPr>
-        <w:t xml:space="preserve"> </w:t>
-      </w:r>
-      <w:r>
-        <w:t>файлы</w:t>
-      </w:r>
-      <w:r>
-        <w:rPr>
-          <w:lang w:val="en-US"/>
-        </w:rPr>
-        <w:br/>
+        <w:t>SystemIndex</w:t>
+      </w:r>
+      <w:r>
+        <w:rPr>
+          <w:b/>
+          <w:bCs/>
+        </w:rPr>
+        <w:t>_</w:t>
       </w:r>
       <w:r>
         <w:rPr>
@@ -198,262 +163,591 @@
           <w:bCs/>
           <w:lang w:val="en-US"/>
         </w:rPr>
-        <w:t>SystemIndex_Pth</w:t>
-      </w:r>
-      <w:r>
-        <w:rPr>
-          <w:lang w:val="en-US"/>
-        </w:rPr>
-        <w:t xml:space="preserve"> </w:t>
-      </w:r>
-      <w:r>
-        <w:rPr>
-          <w:lang w:val="en-US"/>
-        </w:rPr>
-        <w:t>–</w:t>
-      </w:r>
-      <w:r>
-        <w:rPr>
-          <w:lang w:val="en-US"/>
-        </w:rPr>
-        <w:t xml:space="preserve"> </w:t>
-      </w:r>
-      <w:r>
-        <w:t>путь</w:t>
+        <w:t>Gthr</w:t>
       </w:r>
     </w:p>
     <w:p>
+      <w:r>
+        <w:t xml:space="preserve">Эта таблица содержит метаданные каждого файла и папки, индексированных Search Indexer. </w:t>
+      </w:r>
+      <w:r>
+        <w:rPr>
+          <w:lang w:val="en-US"/>
+        </w:rPr>
+        <w:t>C</w:t>
+      </w:r>
+      <w:r>
+        <w:t xml:space="preserve">ледующие колонки наиболее </w:t>
+      </w:r>
+      <w:r>
+        <w:t>важные</w:t>
+      </w:r>
+      <w:r>
+        <w:t xml:space="preserve"> для исследователя:</w:t>
+      </w:r>
+    </w:p>
+    <w:tbl>
+      <w:tblPr>
+        <w:tblStyle w:val="ac"/>
+        <w:tblW w:w="0" w:type="auto"/>
+        <w:tblLook w:val="04A0" w:firstRow="1" w:lastRow="0" w:firstColumn="1" w:lastColumn="0" w:noHBand="0" w:noVBand="1"/>
+      </w:tblPr>
+      <w:tblGrid>
+        <w:gridCol w:w="4672"/>
+        <w:gridCol w:w="4673"/>
+      </w:tblGrid>
+      <w:tr>
+        <w:tc>
+          <w:tcPr>
+            <w:tcW w:w="4672" w:type="dxa"/>
+          </w:tcPr>
+          <w:p>
+            <w:pPr>
+              <w:ind w:firstLine="0"/>
+              <w:jc w:val="left"/>
+              <w:rPr>
+                <w:b/>
+                <w:bCs/>
+              </w:rPr>
+            </w:pPr>
+            <w:r>
+              <w:rPr>
+                <w:b/>
+                <w:bCs/>
+              </w:rPr>
+              <w:t>Имя колонки</w:t>
+            </w:r>
+          </w:p>
+        </w:tc>
+        <w:tc>
+          <w:tcPr>
+            <w:tcW w:w="4673" w:type="dxa"/>
+          </w:tcPr>
+          <w:p>
+            <w:pPr>
+              <w:ind w:firstLine="0"/>
+              <w:jc w:val="left"/>
+              <w:rPr>
+                <w:b/>
+                <w:bCs/>
+              </w:rPr>
+            </w:pPr>
+            <w:r>
+              <w:rPr>
+                <w:b/>
+                <w:bCs/>
+              </w:rPr>
+              <w:t>Описание</w:t>
+            </w:r>
+          </w:p>
+        </w:tc>
+      </w:tr>
+      <w:tr>
+        <w:tc>
+          <w:tcPr>
+            <w:tcW w:w="4672" w:type="dxa"/>
+          </w:tcPr>
+          <w:p>
+            <w:pPr>
+              <w:ind w:firstLine="0"/>
+              <w:jc w:val="left"/>
+            </w:pPr>
+            <w:r>
+              <w:rPr>
+                <w:lang w:val="en-US"/>
+              </w:rPr>
+              <w:t>ScopeID</w:t>
+            </w:r>
+          </w:p>
+        </w:tc>
+        <w:tc>
+          <w:tcPr>
+            <w:tcW w:w="4673" w:type="dxa"/>
+          </w:tcPr>
+          <w:p>
+            <w:pPr>
+              <w:ind w:firstLine="0"/>
+              <w:jc w:val="left"/>
+            </w:pPr>
+            <w:r>
+              <w:t>Целое число, которое можно использовать для определения родительской папки записи. Этот идентификатор также упоминается в колонке Scope в таблице SystemIndex_GthrPth.</w:t>
+            </w:r>
+          </w:p>
+        </w:tc>
+      </w:tr>
+      <w:tr>
+        <w:tc>
+          <w:tcPr>
+            <w:tcW w:w="4672" w:type="dxa"/>
+          </w:tcPr>
+          <w:p>
+            <w:pPr>
+              <w:ind w:firstLine="0"/>
+              <w:jc w:val="left"/>
+            </w:pPr>
+            <w:r>
+              <w:rPr>
+                <w:lang w:val="en-US"/>
+              </w:rPr>
+              <w:t>FileName</w:t>
+            </w:r>
+          </w:p>
+        </w:tc>
+        <w:tc>
+          <w:tcPr>
+            <w:tcW w:w="4673" w:type="dxa"/>
+          </w:tcPr>
+          <w:p>
+            <w:pPr>
+              <w:ind w:firstLine="0"/>
+              <w:jc w:val="left"/>
+            </w:pPr>
+            <w:r>
+              <w:t>Имя файла или папки.</w:t>
+            </w:r>
+          </w:p>
+        </w:tc>
+      </w:tr>
+      <w:tr>
+        <w:tc>
+          <w:tcPr>
+            <w:tcW w:w="4672" w:type="dxa"/>
+          </w:tcPr>
+          <w:p>
+            <w:pPr>
+              <w:ind w:firstLine="0"/>
+              <w:jc w:val="left"/>
+            </w:pPr>
+            <w:r>
+              <w:rPr>
+                <w:lang w:val="en-US"/>
+              </w:rPr>
+              <w:t>Doc</w:t>
+            </w:r>
+            <w:r>
+              <w:rPr>
+                <w:lang w:val="en-US"/>
+              </w:rPr>
+              <w:t>u</w:t>
+            </w:r>
+            <w:r>
+              <w:rPr>
+                <w:lang w:val="en-US"/>
+              </w:rPr>
+              <w:t>mentID</w:t>
+            </w:r>
+          </w:p>
+        </w:tc>
+        <w:tc>
+          <w:tcPr>
+            <w:tcW w:w="4673" w:type="dxa"/>
+          </w:tcPr>
+          <w:p>
+            <w:pPr>
+              <w:ind w:firstLine="0"/>
+              <w:jc w:val="left"/>
+            </w:pPr>
+            <w:r>
+              <w:t>Целое число, назначенное для каждого файла и папки. Присвоение этого идентификатора происходит последовательно, когда создаются файлы. Этот идентификатор также упоминается в колонке WorkID в таблице SystemIndex_PropertyStore.</w:t>
+            </w:r>
+          </w:p>
+        </w:tc>
+      </w:tr>
+      <w:tr>
+        <w:tc>
+          <w:tcPr>
+            <w:tcW w:w="4672" w:type="dxa"/>
+          </w:tcPr>
+          <w:p>
+            <w:pPr>
+              <w:ind w:firstLine="0"/>
+              <w:jc w:val="left"/>
+            </w:pPr>
+            <w:r>
+              <w:rPr>
+                <w:lang w:val="en-US"/>
+              </w:rPr>
+              <w:t>SDID</w:t>
+            </w:r>
+          </w:p>
+        </w:tc>
+        <w:tc>
+          <w:tcPr>
+            <w:tcW w:w="4673" w:type="dxa"/>
+          </w:tcPr>
+          <w:p>
+            <w:pPr>
+              <w:ind w:firstLine="0"/>
+              <w:jc w:val="left"/>
+            </w:pPr>
+            <w:r>
+              <w:t>Идентификатор описания безопасности, содержащий информацию о владении файлами и контроле доступа</w:t>
+            </w:r>
+          </w:p>
+        </w:tc>
+      </w:tr>
+      <w:tr>
+        <w:tc>
+          <w:tcPr>
+            <w:tcW w:w="4672" w:type="dxa"/>
+          </w:tcPr>
+          <w:p>
+            <w:pPr>
+              <w:ind w:firstLine="0"/>
+              <w:jc w:val="left"/>
+            </w:pPr>
+            <w:r>
+              <w:rPr>
+                <w:lang w:val="en-US"/>
+              </w:rPr>
+              <w:lastRenderedPageBreak/>
+              <w:t>UserData</w:t>
+            </w:r>
+          </w:p>
+        </w:tc>
+        <w:tc>
+          <w:tcPr>
+            <w:tcW w:w="4673" w:type="dxa"/>
+          </w:tcPr>
+          <w:p>
+            <w:pPr>
+              <w:ind w:firstLine="0"/>
+              <w:jc w:val="left"/>
+            </w:pPr>
+            <w:r>
+              <w:t>П</w:t>
+            </w:r>
+            <w:r>
+              <w:t>ользовательские данные</w:t>
+            </w:r>
+            <w:r>
+              <w:t xml:space="preserve"> формата</w:t>
+            </w:r>
+            <w:r>
+              <w:t xml:space="preserve"> </w:t>
+            </w:r>
+            <w:r>
+              <w:rPr>
+                <w:lang w:val="en-US"/>
+              </w:rPr>
+              <w:t>BLOB</w:t>
+            </w:r>
+            <w:r>
+              <w:t xml:space="preserve"> (различные медиа, аудио и прочие)</w:t>
+            </w:r>
+            <w:r>
+              <w:t xml:space="preserve"> или дополнительные атрибуты, связанные с файлом</w:t>
+            </w:r>
+            <w:r>
+              <w:t>.</w:t>
+            </w:r>
+          </w:p>
+        </w:tc>
+      </w:tr>
+      <w:tr>
+        <w:tc>
+          <w:tcPr>
+            <w:tcW w:w="4672" w:type="dxa"/>
+          </w:tcPr>
+          <w:p>
+            <w:pPr>
+              <w:ind w:firstLine="0"/>
+              <w:jc w:val="left"/>
+            </w:pPr>
+            <w:r>
+              <w:rPr>
+                <w:lang w:val="en-US"/>
+              </w:rPr>
+              <w:t>AppOwnerId</w:t>
+            </w:r>
+          </w:p>
+        </w:tc>
+        <w:tc>
+          <w:tcPr>
+            <w:tcW w:w="4673" w:type="dxa"/>
+          </w:tcPr>
+          <w:p>
+            <w:pPr>
+              <w:ind w:firstLine="0"/>
+              <w:jc w:val="left"/>
+            </w:pPr>
+            <w:r>
+              <w:t>И</w:t>
+            </w:r>
+            <w:r>
+              <w:t>дентификатор приложения или процесса, который создал или владеет файлом</w:t>
+            </w:r>
+            <w:r>
+              <w:t>.</w:t>
+            </w:r>
+          </w:p>
+        </w:tc>
+      </w:tr>
+      <w:tr>
+        <w:tc>
+          <w:tcPr>
+            <w:tcW w:w="4672" w:type="dxa"/>
+          </w:tcPr>
+          <w:p>
+            <w:pPr>
+              <w:ind w:firstLine="0"/>
+              <w:jc w:val="left"/>
+            </w:pPr>
+            <w:r>
+              <w:rPr>
+                <w:lang w:val="en-US"/>
+              </w:rPr>
+              <w:t>LastModified</w:t>
+            </w:r>
+          </w:p>
+        </w:tc>
+        <w:tc>
+          <w:tcPr>
+            <w:tcW w:w="4673" w:type="dxa"/>
+          </w:tcPr>
+          <w:p>
+            <w:pPr>
+              <w:ind w:firstLine="0"/>
+              <w:jc w:val="left"/>
+            </w:pPr>
+            <w:r>
+              <w:t>В</w:t>
+            </w:r>
+            <w:r>
+              <w:t>ременная метка последнего изменения файла, используется для отслеживания актуальности данных.</w:t>
+            </w:r>
+          </w:p>
+        </w:tc>
+      </w:tr>
+    </w:tbl>
+    <w:p>
       <w:pPr>
         <w:ind w:firstLine="0"/>
         <w:jc w:val="left"/>
       </w:pPr>
-      <w:r>
+    </w:p>
+    <w:p>
+      <w:pPr>
+        <w:ind w:firstLine="0"/>
+        <w:jc w:val="left"/>
+      </w:pPr>
+    </w:p>
+    <w:p>
+      <w:pPr>
+        <w:pStyle w:val="a7"/>
+        <w:numPr>
+          <w:ilvl w:val="0"/>
+          <w:numId w:val="1"/>
+        </w:numPr>
+        <w:jc w:val="left"/>
         <w:rPr>
           <w:b/>
           <w:bCs/>
           <w:lang w:val="en-US"/>
         </w:rPr>
-        <w:t>SystemIndex</w:t>
-      </w:r>
-      <w:r>
-        <w:rPr>
-          <w:b/>
-          <w:bCs/>
-        </w:rPr>
-        <w:t>_</w:t>
-      </w:r>
+      </w:pPr>
       <w:r>
         <w:rPr>
           <w:b/>
           <w:bCs/>
           <w:lang w:val="en-US"/>
         </w:rPr>
-        <w:t>GthrAppOwner</w:t>
-      </w:r>
-      <w:r>
+        <w:t>SystemIndex_Pth</w:t>
+      </w:r>
+    </w:p>
+    <w:p>
+      <w:r>
+        <w:t>Эта таблица содержит родительские папки файлов, индексированных таблице SystemIndex_Gthr</w:t>
+      </w:r>
+      <w:r>
+        <w:t xml:space="preserve">. </w:t>
+      </w:r>
+      <w:r>
+        <w:t>Она позволяет восстановить полную иерархическую структуру хранения файлов, определяя, какая папка является родительской для каждого объекта.</w:t>
+      </w:r>
+    </w:p>
+    <w:tbl>
+      <w:tblPr>
+        <w:tblStyle w:val="ac"/>
+        <w:tblW w:w="0" w:type="auto"/>
+        <w:tblLook w:val="04A0" w:firstRow="1" w:lastRow="0" w:firstColumn="1" w:lastColumn="0" w:noHBand="0" w:noVBand="1"/>
+      </w:tblPr>
+      <w:tblGrid>
+        <w:gridCol w:w="4672"/>
+        <w:gridCol w:w="4673"/>
+      </w:tblGrid>
+      <w:tr>
+        <w:tc>
+          <w:tcPr>
+            <w:tcW w:w="4672" w:type="dxa"/>
+          </w:tcPr>
+          <w:p>
+            <w:pPr>
+              <w:ind w:firstLine="0"/>
+              <w:jc w:val="left"/>
+            </w:pPr>
+            <w:r>
+              <w:rPr>
+                <w:b/>
+                <w:bCs/>
+              </w:rPr>
+              <w:t>Имя колонки</w:t>
+            </w:r>
+          </w:p>
+        </w:tc>
+        <w:tc>
+          <w:tcPr>
+            <w:tcW w:w="4673" w:type="dxa"/>
+          </w:tcPr>
+          <w:p>
+            <w:pPr>
+              <w:ind w:firstLine="0"/>
+              <w:jc w:val="left"/>
+            </w:pPr>
+            <w:r>
+              <w:rPr>
+                <w:b/>
+                <w:bCs/>
+              </w:rPr>
+              <w:t>Описание</w:t>
+            </w:r>
+          </w:p>
+        </w:tc>
+      </w:tr>
+      <w:tr>
+        <w:tc>
+          <w:tcPr>
+            <w:tcW w:w="4672" w:type="dxa"/>
+          </w:tcPr>
+          <w:p>
+            <w:pPr>
+              <w:ind w:firstLine="0"/>
+              <w:jc w:val="left"/>
+            </w:pPr>
+            <w:r>
+              <w:rPr>
+                <w:lang w:val="en-US"/>
+              </w:rPr>
+              <w:t>Scope</w:t>
+            </w:r>
+          </w:p>
+        </w:tc>
+        <w:tc>
+          <w:tcPr>
+            <w:tcW w:w="4673" w:type="dxa"/>
+          </w:tcPr>
+          <w:p>
+            <w:pPr>
+              <w:ind w:firstLine="0"/>
+              <w:jc w:val="left"/>
+            </w:pPr>
+            <w:r>
+              <w:t>И</w:t>
+            </w:r>
+            <w:r>
+              <w:t>дентификатор объекта, аналогичный ScopeID в других таблицах, служит первичным ключом для идентификации записи</w:t>
+            </w:r>
+          </w:p>
+        </w:tc>
+      </w:tr>
+      <w:tr>
+        <w:tc>
+          <w:tcPr>
+            <w:tcW w:w="4672" w:type="dxa"/>
+          </w:tcPr>
+          <w:p>
+            <w:pPr>
+              <w:ind w:firstLine="0"/>
+              <w:jc w:val="left"/>
+            </w:pPr>
+            <w:r>
+              <w:rPr>
+                <w:lang w:val="en-US"/>
+              </w:rPr>
+              <w:t>Parent</w:t>
+            </w:r>
+          </w:p>
+        </w:tc>
+        <w:tc>
+          <w:tcPr>
+            <w:tcW w:w="4673" w:type="dxa"/>
+          </w:tcPr>
+          <w:p>
+            <w:pPr>
+              <w:ind w:firstLine="0"/>
+              <w:jc w:val="left"/>
+            </w:pPr>
+            <w:r>
+              <w:t>С</w:t>
+            </w:r>
+            <w:r>
+              <w:t xml:space="preserve">сылка на Scope идентификатор родительской папки, устанавливающий иерархическую </w:t>
+            </w:r>
+            <w:r>
+              <w:t>с</w:t>
+            </w:r>
+            <w:r>
+              <w:t>вязь</w:t>
+            </w:r>
+          </w:p>
+        </w:tc>
+      </w:tr>
+      <w:tr>
+        <w:tc>
+          <w:tcPr>
+            <w:tcW w:w="4672" w:type="dxa"/>
+          </w:tcPr>
+          <w:p>
+            <w:pPr>
+              <w:ind w:firstLine="0"/>
+              <w:jc w:val="left"/>
+            </w:pPr>
+            <w:r>
+              <w:rPr>
+                <w:lang w:val="en-US"/>
+              </w:rPr>
+              <w:t>Name</w:t>
+            </w:r>
+          </w:p>
+        </w:tc>
+        <w:tc>
+          <w:tcPr>
+            <w:tcW w:w="4673" w:type="dxa"/>
+          </w:tcPr>
+          <w:p>
+            <w:pPr>
+              <w:ind w:firstLine="0"/>
+              <w:jc w:val="left"/>
+            </w:pPr>
+            <w:r>
+              <w:t>И</w:t>
+            </w:r>
+            <w:r>
+              <w:t>мя объекта (файла или папки) без полного пути.</w:t>
+            </w:r>
+          </w:p>
+        </w:tc>
+      </w:tr>
+    </w:tbl>
+    <w:p>
+      <w:pPr>
+        <w:ind w:firstLine="0"/>
+        <w:jc w:val="left"/>
+      </w:pPr>
+    </w:p>
+    <w:p>
+      <w:pPr>
+        <w:pStyle w:val="a7"/>
+        <w:numPr>
+          <w:ilvl w:val="0"/>
+          <w:numId w:val="1"/>
+        </w:numPr>
+        <w:jc w:val="left"/>
         <w:rPr>
           <w:b/>
           <w:bCs/>
         </w:rPr>
-        <w:t xml:space="preserve"> </w:t>
-      </w:r>
-      <w:r>
-        <w:t>-</w:t>
-      </w:r>
-      <w:r>
-        <w:t xml:space="preserve"> </w:t>
-      </w:r>
-      <w:r>
-        <w:t>основная</w:t>
-      </w:r>
-      <w:r>
-        <w:t xml:space="preserve"> </w:t>
-      </w:r>
-      <w:r>
-        <w:t>информация</w:t>
-      </w:r>
-      <w:r>
-        <w:t xml:space="preserve"> </w:t>
-      </w:r>
-      <w:r>
-        <w:t>пр</w:t>
-      </w:r>
-      <w:r>
-        <w:t>о создателей файла</w:t>
-      </w:r>
-    </w:p>
-    <w:p>
-      <w:pPr>
-        <w:ind w:firstLine="0"/>
-        <w:jc w:val="left"/>
-      </w:pPr>
-    </w:p>
-    <w:p>
-      <w:pPr>
-        <w:ind w:firstLine="0"/>
-        <w:jc w:val="left"/>
-      </w:pPr>
-      <w:r>
-        <w:rPr>
-          <w:lang w:val="en-US"/>
-        </w:rPr>
-        <w:t>SystemIndex</w:t>
-      </w:r>
-      <w:r>
-        <w:t>_</w:t>
-      </w:r>
-      <w:r>
-        <w:rPr>
-          <w:lang w:val="en-US"/>
-        </w:rPr>
-        <w:t>Gthr</w:t>
-      </w:r>
-      <w:r>
-        <w:t xml:space="preserve"> </w:t>
-      </w:r>
-      <w:r>
-        <w:t>и</w:t>
-      </w:r>
-      <w:r>
-        <w:t xml:space="preserve"> </w:t>
-      </w:r>
-      <w:r>
-        <w:rPr>
-          <w:lang w:val="en-US"/>
-        </w:rPr>
-        <w:t>SystemIndex</w:t>
-      </w:r>
-      <w:r>
-        <w:t>_</w:t>
-      </w:r>
-      <w:r>
-        <w:rPr>
-          <w:lang w:val="en-US"/>
-        </w:rPr>
-        <w:t>Pth</w:t>
-      </w:r>
-      <w:r>
-        <w:t xml:space="preserve"> </w:t>
-      </w:r>
-      <w:r>
-        <w:t>с</w:t>
-      </w:r>
-      <w:r>
-        <w:t>вязаны</w:t>
-      </w:r>
-      <w:r>
-        <w:t xml:space="preserve"> </w:t>
-      </w:r>
-      <w:r>
-        <w:t>при</w:t>
-      </w:r>
-      <w:r>
-        <w:t xml:space="preserve"> </w:t>
-      </w:r>
-      <w:r>
-        <w:t>помощи</w:t>
-      </w:r>
-      <w:r>
-        <w:t xml:space="preserve"> </w:t>
-      </w:r>
-      <w:r>
-        <w:rPr>
-          <w:lang w:val="en-US"/>
-        </w:rPr>
-        <w:t>ScopeI</w:t>
-      </w:r>
-      <w:r>
-        <w:rPr>
-          <w:lang w:val="en-US"/>
-        </w:rPr>
-        <w:t>D</w:t>
-      </w:r>
-      <w:r>
-        <w:t xml:space="preserve">, </w:t>
-      </w:r>
-      <w:r>
-        <w:t>а</w:t>
-      </w:r>
-      <w:r>
-        <w:t xml:space="preserve"> </w:t>
-      </w:r>
-      <w:r>
-        <w:rPr>
-          <w:lang w:val="en-US"/>
-        </w:rPr>
-        <w:t>SystemIndex</w:t>
-      </w:r>
-      <w:r>
-        <w:t>_</w:t>
-      </w:r>
-      <w:r>
-        <w:rPr>
-          <w:lang w:val="en-US"/>
-        </w:rPr>
-        <w:t>Gthr</w:t>
-      </w:r>
-      <w:r>
-        <w:t xml:space="preserve"> </w:t>
-      </w:r>
-      <w:r>
-        <w:t>и</w:t>
-      </w:r>
-      <w:r>
-        <w:t xml:space="preserve"> </w:t>
-      </w:r>
-      <w:r>
-        <w:rPr>
-          <w:lang w:val="en-US"/>
-        </w:rPr>
-        <w:t>SystemIndex</w:t>
-      </w:r>
-      <w:r>
-        <w:t>_</w:t>
-      </w:r>
-      <w:r>
-        <w:rPr>
-          <w:lang w:val="en-US"/>
-        </w:rPr>
-        <w:t>GthrAppOwner</w:t>
-      </w:r>
-      <w:r>
-        <w:t xml:space="preserve"> </w:t>
-      </w:r>
-      <w:r>
-        <w:t xml:space="preserve">при помощи </w:t>
-      </w:r>
-      <w:r>
-        <w:rPr>
-          <w:lang w:val="en-US"/>
-        </w:rPr>
-        <w:t>AppOwnerId</w:t>
-      </w:r>
-      <w:r>
-        <w:t>.</w:t>
-      </w:r>
-    </w:p>
-    <w:p>
-      <w:pPr>
-        <w:ind w:firstLine="0"/>
-        <w:jc w:val="left"/>
-      </w:pPr>
-    </w:p>
-    <w:p>
-      <w:pPr>
-        <w:ind w:firstLine="0"/>
-        <w:jc w:val="left"/>
-        <w:rPr>
-          <w:b/>
-          <w:bCs/>
-        </w:rPr>
-      </w:pPr>
-      <w:r>
-        <w:rPr>
-          <w:b/>
-          <w:bCs/>
-        </w:rPr>
-        <w:t xml:space="preserve">1. </w:t>
-      </w:r>
+      </w:pPr>
       <w:r>
         <w:rPr>
           <w:b/>
@@ -475,119 +769,364 @@
           <w:bCs/>
           <w:lang w:val="en-US"/>
         </w:rPr>
-        <w:t>Gthr</w:t>
+        <w:t>GthrAppOwner</w:t>
       </w:r>
     </w:p>
     <w:p>
+      <w:r>
+        <w:lastRenderedPageBreak/>
+        <w:t>Эта таблица содержит информацию о владельцах файлов и приложений, которые связаны с файлами, индексированными в таблице SystemIndex_Gthr. Она позволяет определить, какой пользователь или какое приложение создало или имеет права на каждый файл.</w:t>
+      </w:r>
+    </w:p>
+    <w:tbl>
+      <w:tblPr>
+        <w:tblStyle w:val="ac"/>
+        <w:tblW w:w="0" w:type="auto"/>
+        <w:tblLook w:val="04A0" w:firstRow="1" w:lastRow="0" w:firstColumn="1" w:lastColumn="0" w:noHBand="0" w:noVBand="1"/>
+      </w:tblPr>
+      <w:tblGrid>
+        <w:gridCol w:w="4672"/>
+        <w:gridCol w:w="4673"/>
+      </w:tblGrid>
+      <w:tr>
+        <w:tc>
+          <w:tcPr>
+            <w:tcW w:w="4672" w:type="dxa"/>
+          </w:tcPr>
+          <w:p>
+            <w:pPr>
+              <w:ind w:firstLine="0"/>
+              <w:jc w:val="left"/>
+            </w:pPr>
+            <w:r>
+              <w:rPr>
+                <w:b/>
+                <w:bCs/>
+              </w:rPr>
+              <w:t>Имя колонки</w:t>
+            </w:r>
+          </w:p>
+        </w:tc>
+        <w:tc>
+          <w:tcPr>
+            <w:tcW w:w="4673" w:type="dxa"/>
+          </w:tcPr>
+          <w:p>
+            <w:pPr>
+              <w:ind w:firstLine="0"/>
+              <w:jc w:val="left"/>
+            </w:pPr>
+            <w:r>
+              <w:rPr>
+                <w:b/>
+                <w:bCs/>
+              </w:rPr>
+              <w:t>Описание</w:t>
+            </w:r>
+          </w:p>
+        </w:tc>
+      </w:tr>
+      <w:tr>
+        <w:tc>
+          <w:tcPr>
+            <w:tcW w:w="4672" w:type="dxa"/>
+          </w:tcPr>
+          <w:p>
+            <w:pPr>
+              <w:ind w:firstLine="0"/>
+              <w:jc w:val="left"/>
+            </w:pPr>
+            <w:r>
+              <w:rPr>
+                <w:lang w:val="en-US"/>
+              </w:rPr>
+              <w:t>OwnerId</w:t>
+            </w:r>
+          </w:p>
+        </w:tc>
+        <w:tc>
+          <w:tcPr>
+            <w:tcW w:w="4673" w:type="dxa"/>
+          </w:tcPr>
+          <w:p>
+            <w:pPr>
+              <w:ind w:firstLine="0"/>
+              <w:jc w:val="left"/>
+            </w:pPr>
+            <w:r>
+              <w:t>У</w:t>
+            </w:r>
+            <w:r>
+              <w:t>никальный идентификатор владельца, используется для связывания файлов с их владельцами</w:t>
+            </w:r>
+            <w:r>
+              <w:t>.</w:t>
+            </w:r>
+          </w:p>
+        </w:tc>
+      </w:tr>
+      <w:tr>
+        <w:tc>
+          <w:tcPr>
+            <w:tcW w:w="4672" w:type="dxa"/>
+          </w:tcPr>
+          <w:p>
+            <w:pPr>
+              <w:ind w:firstLine="0"/>
+              <w:jc w:val="left"/>
+            </w:pPr>
+            <w:r>
+              <w:rPr>
+                <w:lang w:val="en-US"/>
+              </w:rPr>
+              <w:t>UserSid</w:t>
+            </w:r>
+          </w:p>
+        </w:tc>
+        <w:tc>
+          <w:tcPr>
+            <w:tcW w:w="4673" w:type="dxa"/>
+          </w:tcPr>
+          <w:p>
+            <w:pPr>
+              <w:ind w:firstLine="0"/>
+              <w:jc w:val="left"/>
+            </w:pPr>
+            <w:r>
+              <w:t>У</w:t>
+            </w:r>
+            <w:r>
+              <w:t>никальный строковый идентификатор, который система назначает каждому пользователю и используе</w:t>
+            </w:r>
+            <w:r>
+              <w:t>мый</w:t>
+            </w:r>
+            <w:r>
+              <w:t xml:space="preserve"> для проверки прав доступа и аудита</w:t>
+            </w:r>
+            <w:r>
+              <w:t>.</w:t>
+            </w:r>
+          </w:p>
+        </w:tc>
+      </w:tr>
+      <w:tr>
+        <w:tc>
+          <w:tcPr>
+            <w:tcW w:w="4672" w:type="dxa"/>
+          </w:tcPr>
+          <w:p>
+            <w:pPr>
+              <w:ind w:firstLine="0"/>
+              <w:jc w:val="left"/>
+            </w:pPr>
+            <w:r>
+              <w:rPr>
+                <w:lang w:val="en-US"/>
+              </w:rPr>
+              <w:t>AppUserModelId</w:t>
+            </w:r>
+          </w:p>
+        </w:tc>
+        <w:tc>
+          <w:tcPr>
+            <w:tcW w:w="4673" w:type="dxa"/>
+          </w:tcPr>
+          <w:p>
+            <w:pPr>
+              <w:ind w:firstLine="0"/>
+              <w:jc w:val="left"/>
+            </w:pPr>
+            <w:r>
+              <w:t>И</w:t>
+            </w:r>
+            <w:r>
+              <w:t xml:space="preserve">дентификатор приложения, используемый для группировки, </w:t>
+            </w:r>
+            <w:r>
+              <w:t>связи</w:t>
+            </w:r>
+            <w:r>
+              <w:t xml:space="preserve"> файлов с приложениями и управления поведением</w:t>
+            </w:r>
+            <w:r>
+              <w:t xml:space="preserve"> </w:t>
+            </w:r>
+            <w:r>
+              <w:t>интерфейс</w:t>
+            </w:r>
+            <w:r>
+              <w:t>а</w:t>
+            </w:r>
+            <w:r>
+              <w:t xml:space="preserve"> приложения</w:t>
+            </w:r>
+            <w:r>
+              <w:t>.</w:t>
+            </w:r>
+          </w:p>
+        </w:tc>
+      </w:tr>
+    </w:tbl>
+    <w:p>
       <w:pPr>
         <w:ind w:firstLine="0"/>
         <w:jc w:val="left"/>
       </w:pPr>
-      <w:r>
-        <w:t>Основные</w:t>
-      </w:r>
-      <w:r>
-        <w:t xml:space="preserve"> </w:t>
-      </w:r>
-      <w:r>
-        <w:t>поля</w:t>
-      </w:r>
-      <w:r>
-        <w:t xml:space="preserve">: </w:t>
-      </w:r>
-      <w:r>
-        <w:rPr>
-          <w:lang w:val="en-US"/>
-        </w:rPr>
-        <w:t>ScopeID</w:t>
-      </w:r>
-      <w:r>
-        <w:t xml:space="preserve">, </w:t>
-      </w:r>
-      <w:r>
-        <w:rPr>
-          <w:lang w:val="en-US"/>
-        </w:rPr>
-        <w:t>FileName</w:t>
-      </w:r>
-      <w:r>
-        <w:t>,</w:t>
-      </w:r>
-      <w:r>
-        <w:t xml:space="preserve"> </w:t>
-      </w:r>
-      <w:r>
-        <w:rPr>
-          <w:lang w:val="en-US"/>
-        </w:rPr>
-        <w:t>DockmentI</w:t>
-      </w:r>
-      <w:r>
-        <w:rPr>
-          <w:lang w:val="en-US"/>
-        </w:rPr>
-        <w:t>D</w:t>
-      </w:r>
-      <w:r>
-        <w:t>,</w:t>
-      </w:r>
-      <w:r>
-        <w:t xml:space="preserve"> </w:t>
-      </w:r>
-      <w:r>
-        <w:rPr>
-          <w:lang w:val="en-US"/>
-        </w:rPr>
-        <w:t>SDID</w:t>
-      </w:r>
-      <w:r>
-        <w:t xml:space="preserve"> </w:t>
-      </w:r>
-      <w:r>
-        <w:t>(</w:t>
-      </w:r>
-      <w:r>
-        <w:t>Идентификатор описания безопасности, содержащий информацию о владении файлами и контроле доступа</w:t>
-      </w:r>
-      <w:r>
-        <w:t>)</w:t>
-      </w:r>
-      <w:r>
-        <w:t xml:space="preserve">, </w:t>
-      </w:r>
-      <w:r>
-        <w:rPr>
-          <w:lang w:val="en-US"/>
-        </w:rPr>
-        <w:t>UserData</w:t>
-      </w:r>
-      <w:r>
-        <w:t xml:space="preserve">, </w:t>
-      </w:r>
-      <w:r>
-        <w:rPr>
-          <w:lang w:val="en-US"/>
-        </w:rPr>
-        <w:t>AppOwnerId</w:t>
-      </w:r>
-      <w:r>
-        <w:t xml:space="preserve">, </w:t>
-      </w:r>
-      <w:r>
-        <w:rPr>
-          <w:lang w:val="en-US"/>
-        </w:rPr>
-        <w:t>LastModified</w:t>
-      </w:r>
     </w:p>
     <w:p>
       <w:pPr>
+        <w:jc w:val="left"/>
+        <w:rPr>
+          <w:b/>
+          <w:bCs/>
+        </w:rPr>
+      </w:pPr>
+      <w:r>
+        <w:rPr>
+          <w:b/>
+          <w:bCs/>
+        </w:rPr>
+        <w:t>Связь таблиц</w:t>
+      </w:r>
+    </w:p>
+    <w:p>
+      <w:r>
+        <w:rPr>
+          <w:b/>
+          <w:bCs/>
+        </w:rPr>
+        <w:t>SystemIndex_Gthr</w:t>
+      </w:r>
+      <w:r>
+        <w:t xml:space="preserve"> — центральная таблица с файлами (поля: ScopeID, FileName, AppOwnerId и др.).</w:t>
+      </w:r>
+    </w:p>
+    <w:p>
+      <w:r>
+        <w:rPr>
+          <w:b/>
+          <w:bCs/>
+        </w:rPr>
+        <w:t>SystemIndex_Pth</w:t>
+      </w:r>
+      <w:r>
+        <w:t xml:space="preserve"> — содержит иерархию папок. Связывается с SystemIndex_Gthr по полю Scope = ScopeID. Поля Parent и Name позволяют восстановить полный путь к файлу.</w:t>
+      </w:r>
+    </w:p>
+    <w:p>
+      <w:r>
+        <w:rPr>
+          <w:b/>
+          <w:bCs/>
+        </w:rPr>
+        <w:t>SystemIndex_GthrAppOwner</w:t>
+      </w:r>
+      <w:r>
+        <w:t xml:space="preserve"> — содержит информацию о владельцах. Связывается с SystemIndex_Gthr по полю OwnerId = AppOwnerId. Поля UserSid и AppUserModelId определяют, какой пользователь и какое приложение владеют файлом.</w:t>
+      </w:r>
+    </w:p>
+    <w:p>
+      <w:pPr>
         <w:ind w:firstLine="0"/>
         <w:jc w:val="left"/>
+      </w:pPr>
+    </w:p>
+    <w:p>
+      <w:pPr>
+        <w:ind w:firstLine="0"/>
+        <w:jc w:val="left"/>
+      </w:pPr>
+      <w:r>
+        <w:rPr>
+          <w:noProof/>
+          <w:lang w:val="en-US"/>
+        </w:rPr>
+        <w:drawing>
+          <wp:inline distT="0" distB="0" distL="0" distR="0" wp14:anchorId="770C6710" wp14:editId="66C449A2">
+            <wp:extent cx="5939790" cy="5979795"/>
+            <wp:effectExtent l="0" t="0" r="3810" b="1905"/>
+            <wp:docPr id="1190226665" name="Рисунок 4"/>
+            <wp:cNvGraphicFramePr>
+              <a:graphicFrameLocks xmlns:a="http://schemas.openxmlformats.org/drawingml/2006/main" noChangeAspect="1"/>
+            </wp:cNvGraphicFramePr>
+            <a:graphic xmlns:a="http://schemas.openxmlformats.org/drawingml/2006/main">
+              <a:graphicData uri="http://schemas.openxmlformats.org/drawingml/2006/picture">
+                <pic:pic xmlns:pic="http://schemas.openxmlformats.org/drawingml/2006/picture">
+                  <pic:nvPicPr>
+                    <pic:cNvPr id="0" name="Picture 13"/>
+                    <pic:cNvPicPr>
+                      <a:picLocks noChangeAspect="1" noChangeArrowheads="1"/>
+                    </pic:cNvPicPr>
+                  </pic:nvPicPr>
+                  <pic:blipFill>
+                    <a:blip r:embed="rId6">
+                      <a:extLst>
+                        <a:ext uri="{28A0092B-C50C-407E-A947-70E740481C1C}">
+                          <a14:useLocalDpi xmlns:a14="http://schemas.microsoft.com/office/drawing/2010/main" val="0"/>
+                        </a:ext>
+                      </a:extLst>
+                    </a:blip>
+                    <a:srcRect/>
+                    <a:stretch>
+                      <a:fillRect/>
+                    </a:stretch>
+                  </pic:blipFill>
+                  <pic:spPr bwMode="auto">
+                    <a:xfrm>
+                      <a:off x="0" y="0"/>
+                      <a:ext cx="5939790" cy="5979795"/>
+                    </a:xfrm>
+                    <a:prstGeom prst="rect">
+                      <a:avLst/>
+                    </a:prstGeom>
+                    <a:noFill/>
+                    <a:ln>
+                      <a:noFill/>
+                    </a:ln>
+                  </pic:spPr>
+                </pic:pic>
+              </a:graphicData>
+            </a:graphic>
+          </wp:inline>
+        </w:drawing>
+      </w:r>
+    </w:p>
+    <w:p>
+      <w:pPr>
+        <w:ind w:firstLine="0"/>
+        <w:jc w:val="left"/>
+      </w:pPr>
+    </w:p>
+    <w:p>
+      <w:pPr>
+        <w:pStyle w:val="2"/>
+        <w:rPr>
+          <w:lang w:val="en-US"/>
+        </w:rPr>
+      </w:pPr>
+      <w:r>
+        <w:rPr>
+          <w:lang w:val="en-US"/>
+        </w:rPr>
+        <w:t>Windows.db</w:t>
+      </w:r>
+    </w:p>
+    <w:p>
+      <w:r>
+        <w:t>В данном файле также присутствуют две ключевые таблицы, отвечающие за хранение расширенных свойств и метаданных индексированных объектов. Ниже представлено их краткое описание.</w:t>
+      </w:r>
+    </w:p>
+    <w:p>
+      <w:pPr>
+        <w:pStyle w:val="a7"/>
+        <w:numPr>
+          <w:ilvl w:val="0"/>
+          <w:numId w:val="2"/>
+        </w:numPr>
         <w:rPr>
           <w:b/>
           <w:bCs/>
-          <w:lang w:val="en-US"/>
         </w:rPr>
       </w:pPr>
       <w:r>
@@ -595,58 +1134,540 @@
           <w:b/>
           <w:bCs/>
         </w:rPr>
-        <w:t xml:space="preserve">2. </w:t>
-      </w:r>
-      <w:r>
+        <w:t>SystemIndex_1_PropertyStore</w:t>
+      </w:r>
+    </w:p>
+    <w:p>
+      <w:r>
+        <w:t>Это таблица хранилища свойств для индексированных объектов. Она содержит все расширенные атрибуты файлов и элементов системы, которые извлекаются индексатором Windows.</w:t>
+      </w:r>
+    </w:p>
+    <w:tbl>
+      <w:tblPr>
+        <w:tblStyle w:val="ac"/>
+        <w:tblW w:w="0" w:type="auto"/>
+        <w:tblLook w:val="04A0" w:firstRow="1" w:lastRow="0" w:firstColumn="1" w:lastColumn="0" w:noHBand="0" w:noVBand="1"/>
+      </w:tblPr>
+      <w:tblGrid>
+        <w:gridCol w:w="4672"/>
+        <w:gridCol w:w="4673"/>
+      </w:tblGrid>
+      <w:tr>
+        <w:tc>
+          <w:tcPr>
+            <w:tcW w:w="4672" w:type="dxa"/>
+          </w:tcPr>
+          <w:p>
+            <w:pPr>
+              <w:ind w:firstLine="0"/>
+            </w:pPr>
+            <w:r>
+              <w:rPr>
+                <w:b/>
+                <w:bCs/>
+              </w:rPr>
+              <w:lastRenderedPageBreak/>
+              <w:t>Имя колонки</w:t>
+            </w:r>
+          </w:p>
+        </w:tc>
+        <w:tc>
+          <w:tcPr>
+            <w:tcW w:w="4673" w:type="dxa"/>
+          </w:tcPr>
+          <w:p>
+            <w:pPr>
+              <w:ind w:firstLine="0"/>
+            </w:pPr>
+            <w:r>
+              <w:rPr>
+                <w:b/>
+                <w:bCs/>
+              </w:rPr>
+              <w:t>Описание</w:t>
+            </w:r>
+          </w:p>
+        </w:tc>
+      </w:tr>
+      <w:tr>
+        <w:tc>
+          <w:tcPr>
+            <w:tcW w:w="4672" w:type="dxa"/>
+          </w:tcPr>
+          <w:p>
+            <w:pPr>
+              <w:ind w:firstLine="0"/>
+            </w:pPr>
+            <w:r>
+              <w:t>WorkId</w:t>
+            </w:r>
+          </w:p>
+        </w:tc>
+        <w:tc>
+          <w:tcPr>
+            <w:tcW w:w="4673" w:type="dxa"/>
+          </w:tcPr>
+          <w:p>
+            <w:pPr>
+              <w:ind w:firstLine="0"/>
+            </w:pPr>
+            <w:r>
+              <w:t>Целое число</w:t>
+            </w:r>
+            <w:r>
+              <w:t>, связывающий запись с основной таблицей индекса</w:t>
+            </w:r>
+          </w:p>
+        </w:tc>
+      </w:tr>
+      <w:tr>
+        <w:tc>
+          <w:tcPr>
+            <w:tcW w:w="4672" w:type="dxa"/>
+          </w:tcPr>
+          <w:p>
+            <w:pPr>
+              <w:ind w:firstLine="0"/>
+            </w:pPr>
+            <w:r>
+              <w:t>ColumnId</w:t>
+            </w:r>
+          </w:p>
+        </w:tc>
+        <w:tc>
+          <w:tcPr>
+            <w:tcW w:w="4673" w:type="dxa"/>
+          </w:tcPr>
+          <w:p>
+            <w:pPr>
+              <w:ind w:firstLine="0"/>
+            </w:pPr>
+            <w:r>
+              <w:t>Ч</w:t>
+            </w:r>
+            <w:r>
+              <w:t xml:space="preserve">исловой идентификатор конкретного свойства (например, имя файла, дата создания, путь, размер). </w:t>
+            </w:r>
+          </w:p>
+        </w:tc>
+      </w:tr>
+      <w:tr>
+        <w:tc>
+          <w:tcPr>
+            <w:tcW w:w="4672" w:type="dxa"/>
+          </w:tcPr>
+          <w:p>
+            <w:pPr>
+              <w:ind w:firstLine="0"/>
+            </w:pPr>
+            <w:r>
+              <w:t>Value</w:t>
+            </w:r>
+          </w:p>
+        </w:tc>
+        <w:tc>
+          <w:tcPr>
+            <w:tcW w:w="4673" w:type="dxa"/>
+          </w:tcPr>
+          <w:p>
+            <w:pPr>
+              <w:ind w:firstLine="0"/>
+            </w:pPr>
+            <w:r>
+              <w:t>Ф</w:t>
+            </w:r>
+            <w:r>
+              <w:t>актическое значение свойства. Может быть числом, строкой или BLOB</w:t>
+            </w:r>
+          </w:p>
+        </w:tc>
+      </w:tr>
+    </w:tbl>
+    <w:p/>
+    <w:p>
+      <w:pPr>
+        <w:pStyle w:val="a7"/>
+        <w:numPr>
+          <w:ilvl w:val="0"/>
+          <w:numId w:val="2"/>
+        </w:numPr>
         <w:rPr>
           <w:b/>
           <w:bCs/>
-          <w:lang w:val="en-US"/>
-        </w:rPr>
-        <w:t>SystemIndex_Pth</w:t>
+        </w:rPr>
+      </w:pPr>
+      <w:r>
+        <w:rPr>
+          <w:b/>
+          <w:bCs/>
+        </w:rPr>
+        <w:t>SystemIndex_1_PropertyStore_Metadata</w:t>
       </w:r>
     </w:p>
     <w:p>
       <w:pPr>
+        <w:rPr>
+          <w:lang w:val="en-US"/>
+        </w:rPr>
+      </w:pPr>
+      <w:r>
+        <w:t>Это метаданные хранилища свойств — справочная таблица, которая описывает все возможные свойства, используемые в SystemIndex_1_PropertyStore.</w:t>
+      </w:r>
+    </w:p>
+    <w:tbl>
+      <w:tblPr>
+        <w:tblStyle w:val="ac"/>
+        <w:tblW w:w="0" w:type="auto"/>
+        <w:tblLook w:val="04A0" w:firstRow="1" w:lastRow="0" w:firstColumn="1" w:lastColumn="0" w:noHBand="0" w:noVBand="1"/>
+      </w:tblPr>
+      <w:tblGrid>
+        <w:gridCol w:w="4672"/>
+        <w:gridCol w:w="4673"/>
+      </w:tblGrid>
+      <w:tr>
+        <w:tc>
+          <w:tcPr>
+            <w:tcW w:w="4672" w:type="dxa"/>
+          </w:tcPr>
+          <w:p>
+            <w:pPr>
+              <w:ind w:firstLine="0"/>
+              <w:rPr>
+                <w:lang w:val="en-US"/>
+              </w:rPr>
+            </w:pPr>
+            <w:r>
+              <w:rPr>
+                <w:b/>
+                <w:bCs/>
+              </w:rPr>
+              <w:t>Имя колонки</w:t>
+            </w:r>
+          </w:p>
+        </w:tc>
+        <w:tc>
+          <w:tcPr>
+            <w:tcW w:w="4673" w:type="dxa"/>
+          </w:tcPr>
+          <w:p>
+            <w:pPr>
+              <w:ind w:firstLine="0"/>
+              <w:rPr>
+                <w:lang w:val="en-US"/>
+              </w:rPr>
+            </w:pPr>
+            <w:r>
+              <w:rPr>
+                <w:b/>
+                <w:bCs/>
+              </w:rPr>
+              <w:t>Описание</w:t>
+            </w:r>
+          </w:p>
+        </w:tc>
+      </w:tr>
+      <w:tr>
+        <w:tc>
+          <w:tcPr>
+            <w:tcW w:w="4672" w:type="dxa"/>
+          </w:tcPr>
+          <w:p>
+            <w:pPr>
+              <w:ind w:firstLine="0"/>
+              <w:rPr>
+                <w:lang w:val="en-US"/>
+              </w:rPr>
+            </w:pPr>
+            <w:r>
+              <w:t>Id</w:t>
+            </w:r>
+          </w:p>
+        </w:tc>
+        <w:tc>
+          <w:tcPr>
+            <w:tcW w:w="4673" w:type="dxa"/>
+          </w:tcPr>
+          <w:p>
+            <w:pPr>
+              <w:ind w:firstLine="0"/>
+            </w:pPr>
+            <w:r>
+              <w:t>В</w:t>
+            </w:r>
+            <w:r>
+              <w:t>нутренний числовой идентификатор записи</w:t>
+            </w:r>
+            <w:r>
+              <w:t xml:space="preserve"> </w:t>
+            </w:r>
+            <w:r>
+              <w:t>(соответствует ColumnId в таблице PropertyStore)</w:t>
+            </w:r>
+          </w:p>
+        </w:tc>
+      </w:tr>
+      <w:tr>
+        <w:tc>
+          <w:tcPr>
+            <w:tcW w:w="4672" w:type="dxa"/>
+          </w:tcPr>
+          <w:p>
+            <w:pPr>
+              <w:ind w:firstLine="0"/>
+              <w:rPr>
+                <w:lang w:val="en-US"/>
+              </w:rPr>
+            </w:pPr>
+            <w:r>
+              <w:t>UniqueKey</w:t>
+            </w:r>
+          </w:p>
+        </w:tc>
+        <w:tc>
+          <w:tcPr>
+            <w:tcW w:w="4673" w:type="dxa"/>
+          </w:tcPr>
+          <w:p>
+            <w:pPr>
+              <w:ind w:firstLine="0"/>
+            </w:pPr>
+            <w:r>
+              <w:t>У</w:t>
+            </w:r>
+            <w:r>
+              <w:t xml:space="preserve">никальный строковый ключ свойства </w:t>
+            </w:r>
+          </w:p>
+        </w:tc>
+      </w:tr>
+      <w:tr>
+        <w:tc>
+          <w:tcPr>
+            <w:tcW w:w="4672" w:type="dxa"/>
+          </w:tcPr>
+          <w:p>
+            <w:pPr>
+              <w:ind w:firstLine="0"/>
+              <w:rPr>
+                <w:lang w:val="en-US"/>
+              </w:rPr>
+            </w:pPr>
+            <w:r>
+              <w:t>Name</w:t>
+            </w:r>
+          </w:p>
+        </w:tc>
+        <w:tc>
+          <w:tcPr>
+            <w:tcW w:w="4673" w:type="dxa"/>
+          </w:tcPr>
+          <w:p>
+            <w:pPr>
+              <w:ind w:firstLine="0"/>
+              <w:rPr>
+                <w:lang w:val="en-US"/>
+              </w:rPr>
+            </w:pPr>
+            <w:r>
+              <w:t>И</w:t>
+            </w:r>
+            <w:r>
+              <w:t>мя</w:t>
+            </w:r>
+            <w:r>
+              <w:rPr>
+                <w:lang w:val="en-US"/>
+              </w:rPr>
+              <w:t xml:space="preserve"> </w:t>
+            </w:r>
+            <w:r>
+              <w:t>свойства</w:t>
+            </w:r>
+            <w:r>
+              <w:rPr>
+                <w:lang w:val="en-US"/>
+              </w:rPr>
+              <w:t xml:space="preserve"> </w:t>
+            </w:r>
+            <w:r>
+              <w:t>в</w:t>
+            </w:r>
+            <w:r>
+              <w:rPr>
+                <w:lang w:val="en-US"/>
+              </w:rPr>
+              <w:t xml:space="preserve"> </w:t>
+            </w:r>
+            <w:r>
+              <w:t>пространстве</w:t>
+            </w:r>
+            <w:r>
+              <w:rPr>
+                <w:lang w:val="en-US"/>
+              </w:rPr>
+              <w:t xml:space="preserve"> </w:t>
+            </w:r>
+            <w:r>
+              <w:t>имён</w:t>
+            </w:r>
+            <w:r>
+              <w:rPr>
+                <w:lang w:val="en-US"/>
+              </w:rPr>
+              <w:t xml:space="preserve"> Windows </w:t>
+            </w:r>
+          </w:p>
+        </w:tc>
+      </w:tr>
+      <w:tr>
+        <w:tc>
+          <w:tcPr>
+            <w:tcW w:w="4672" w:type="dxa"/>
+          </w:tcPr>
+          <w:p>
+            <w:pPr>
+              <w:ind w:firstLine="0"/>
+              <w:rPr>
+                <w:lang w:val="en-US"/>
+              </w:rPr>
+            </w:pPr>
+            <w:r>
+              <w:t>PropertyId</w:t>
+            </w:r>
+          </w:p>
+        </w:tc>
+        <w:tc>
+          <w:tcPr>
+            <w:tcW w:w="4673" w:type="dxa"/>
+          </w:tcPr>
+          <w:p>
+            <w:pPr>
+              <w:ind w:firstLine="0"/>
+            </w:pPr>
+            <w:r>
+              <w:t>Ч</w:t>
+            </w:r>
+            <w:r>
+              <w:t xml:space="preserve">исловой идентификатор свойства </w:t>
+            </w:r>
+          </w:p>
+        </w:tc>
+      </w:tr>
+      <w:tr>
+        <w:tc>
+          <w:tcPr>
+            <w:tcW w:w="4672" w:type="dxa"/>
+          </w:tcPr>
+          <w:p>
+            <w:pPr>
+              <w:ind w:firstLine="0"/>
+              <w:rPr>
+                <w:lang w:val="en-US"/>
+              </w:rPr>
+            </w:pPr>
+            <w:r>
+              <w:t>VariantType</w:t>
+            </w:r>
+          </w:p>
+        </w:tc>
+        <w:tc>
+          <w:tcPr>
+            <w:tcW w:w="4673" w:type="dxa"/>
+          </w:tcPr>
+          <w:p>
+            <w:pPr>
+              <w:ind w:firstLine="0"/>
+            </w:pPr>
+            <w:r>
+              <w:t>Т</w:t>
+            </w:r>
+            <w:r>
+              <w:t>ип данных варианта (как значение представлено в памяти)</w:t>
+            </w:r>
+          </w:p>
+        </w:tc>
+      </w:tr>
+      <w:tr>
+        <w:tc>
+          <w:tcPr>
+            <w:tcW w:w="4672" w:type="dxa"/>
+          </w:tcPr>
+          <w:p>
+            <w:pPr>
+              <w:ind w:firstLine="0"/>
+              <w:rPr>
+                <w:lang w:val="en-US"/>
+              </w:rPr>
+            </w:pPr>
+            <w:r>
+              <w:t>StorageType</w:t>
+            </w:r>
+          </w:p>
+        </w:tc>
+        <w:tc>
+          <w:tcPr>
+            <w:tcW w:w="4673" w:type="dxa"/>
+          </w:tcPr>
+          <w:p>
+            <w:pPr>
+              <w:ind w:firstLine="0"/>
+            </w:pPr>
+            <w:r>
+              <w:t>Т</w:t>
+            </w:r>
+            <w:r>
+              <w:t>ип хранения в базе данных (числовой код)</w:t>
+            </w:r>
+          </w:p>
+        </w:tc>
+      </w:tr>
+      <w:tr>
+        <w:tc>
+          <w:tcPr>
+            <w:tcW w:w="4672" w:type="dxa"/>
+          </w:tcPr>
+          <w:p>
+            <w:pPr>
+              <w:ind w:firstLine="0"/>
+              <w:rPr>
+                <w:lang w:val="en-US"/>
+              </w:rPr>
+            </w:pPr>
+            <w:r>
+              <w:lastRenderedPageBreak/>
+              <w:t>MaxSize</w:t>
+            </w:r>
+          </w:p>
+        </w:tc>
+        <w:tc>
+          <w:tcPr>
+            <w:tcW w:w="4673" w:type="dxa"/>
+          </w:tcPr>
+          <w:p>
+            <w:pPr>
+              <w:ind w:firstLine="0"/>
+            </w:pPr>
+            <w:r>
+              <w:t>М</w:t>
+            </w:r>
+            <w:r>
+              <w:t>аксимальный размер значения в байтах (512 или NULL)</w:t>
+            </w:r>
+          </w:p>
+        </w:tc>
+      </w:tr>
+    </w:tbl>
+    <w:p>
+      <w:pPr>
         <w:ind w:firstLine="0"/>
-        <w:jc w:val="left"/>
-        <w:rPr>
-          <w:lang w:val="en-US"/>
-        </w:rPr>
-      </w:pPr>
-      <w:r>
-        <w:t>Основные</w:t>
-      </w:r>
-      <w:r>
-        <w:rPr>
-          <w:lang w:val="en-US"/>
-        </w:rPr>
-        <w:t xml:space="preserve"> </w:t>
-      </w:r>
-      <w:r>
-        <w:t>поля</w:t>
-      </w:r>
-      <w:r>
-        <w:rPr>
-          <w:lang w:val="en-US"/>
-        </w:rPr>
-        <w:t>:</w:t>
-      </w:r>
-      <w:r>
-        <w:rPr>
-          <w:lang w:val="en-US"/>
-        </w:rPr>
-        <w:t xml:space="preserve"> Scope, Parent, Name</w:t>
-      </w:r>
+      </w:pPr>
     </w:p>
     <w:p>
       <w:pPr>
         <w:ind w:firstLine="0"/>
-        <w:jc w:val="left"/>
         <w:rPr>
           <w:b/>
           <w:bCs/>
-          <w:lang w:val="en-US"/>
         </w:rPr>
       </w:pPr>
       <w:r>
@@ -654,79 +1675,82 @@
           <w:b/>
           <w:bCs/>
         </w:rPr>
-        <w:t xml:space="preserve">3. </w:t>
-      </w:r>
-      <w:r>
+        <w:t>Связь</w:t>
+      </w:r>
+    </w:p>
+    <w:p>
+      <w:pPr>
+        <w:ind w:firstLine="0"/>
         <w:rPr>
           <w:b/>
           <w:bCs/>
-          <w:lang w:val="en-US"/>
-        </w:rPr>
-        <w:t>SystemIndex</w:t>
-      </w:r>
+        </w:rPr>
+      </w:pPr>
       <w:r>
         <w:rPr>
           <w:b/>
           <w:bCs/>
         </w:rPr>
-        <w:t>_</w:t>
-      </w:r>
-      <w:r>
-        <w:rPr>
-          <w:b/>
-          <w:bCs/>
-          <w:lang w:val="en-US"/>
-        </w:rPr>
-        <w:t>GthrAppOwner</w:t>
+        <w:t>…</w:t>
       </w:r>
     </w:p>
     <w:p>
       <w:pPr>
         <w:ind w:firstLine="0"/>
-        <w:jc w:val="left"/>
-      </w:pPr>
-      <w:r>
-        <w:t>Основные</w:t>
-      </w:r>
-      <w:r>
-        <w:t xml:space="preserve"> </w:t>
-      </w:r>
-      <w:r>
-        <w:t>поля</w:t>
-      </w:r>
-      <w:r>
-        <w:t>:</w:t>
-      </w:r>
-      <w:r>
-        <w:t xml:space="preserve"> </w:t>
-      </w:r>
-      <w:r>
-        <w:rPr>
-          <w:lang w:val="en-US"/>
-        </w:rPr>
-        <w:t>OwnerId, UserSid, AppUserModelId</w:t>
-      </w:r>
-    </w:p>
-    <w:p>
-      <w:pPr>
-        <w:ind w:firstLine="0"/>
-        <w:jc w:val="left"/>
-      </w:pPr>
-    </w:p>
-    <w:p>
-      <w:pPr>
-        <w:ind w:firstLine="0"/>
-        <w:jc w:val="left"/>
-      </w:pPr>
-    </w:p>
-    <w:p>
-      <w:pPr>
-        <w:ind w:firstLine="0"/>
-        <w:jc w:val="left"/>
-        <w:rPr>
-          <w:lang w:val="en-US"/>
-        </w:rPr>
-      </w:pPr>
+      </w:pPr>
+      <w:r>
+        <w:rPr>
+          <w:noProof/>
+        </w:rPr>
+        <w:drawing>
+          <wp:inline distT="0" distB="0" distL="0" distR="0" wp14:anchorId="4E5C064B" wp14:editId="4AABF903">
+            <wp:extent cx="5873115" cy="2585085"/>
+            <wp:effectExtent l="0" t="0" r="0" b="5715"/>
+            <wp:docPr id="2079506700" name="Рисунок 5"/>
+            <wp:cNvGraphicFramePr>
+              <a:graphicFrameLocks xmlns:a="http://schemas.openxmlformats.org/drawingml/2006/main" noChangeAspect="1"/>
+            </wp:cNvGraphicFramePr>
+            <a:graphic xmlns:a="http://schemas.openxmlformats.org/drawingml/2006/main">
+              <a:graphicData uri="http://schemas.openxmlformats.org/drawingml/2006/picture">
+                <pic:pic xmlns:pic="http://schemas.openxmlformats.org/drawingml/2006/picture">
+                  <pic:nvPicPr>
+                    <pic:cNvPr id="0" name="Picture 14"/>
+                    <pic:cNvPicPr>
+                      <a:picLocks noChangeAspect="1" noChangeArrowheads="1"/>
+                    </pic:cNvPicPr>
+                  </pic:nvPicPr>
+                  <pic:blipFill>
+                    <a:blip r:embed="rId7">
+                      <a:extLst>
+                        <a:ext uri="{28A0092B-C50C-407E-A947-70E740481C1C}">
+                          <a14:useLocalDpi xmlns:a14="http://schemas.microsoft.com/office/drawing/2010/main" val="0"/>
+                        </a:ext>
+                      </a:extLst>
+                    </a:blip>
+                    <a:srcRect/>
+                    <a:stretch>
+                      <a:fillRect/>
+                    </a:stretch>
+                  </pic:blipFill>
+                  <pic:spPr bwMode="auto">
+                    <a:xfrm>
+                      <a:off x="0" y="0"/>
+                      <a:ext cx="5873115" cy="2585085"/>
+                    </a:xfrm>
+                    <a:prstGeom prst="rect">
+                      <a:avLst/>
+                    </a:prstGeom>
+                    <a:noFill/>
+                    <a:ln>
+                      <a:noFill/>
+                    </a:ln>
+                  </pic:spPr>
+                </pic:pic>
+              </a:graphicData>
+            </a:graphic>
+          </wp:inline>
+        </w:drawing>
+      </w:r>
     </w:p>
     <w:sectPr>
       <w:pgSz w:w="11906" w:h="16838"/>
@@ -736,6 +1760,189 @@
     </w:sectPr>
   </w:body>
 </w:document>
+</file>
+
+<file path=word/numbering.xml><?xml version="1.0" encoding="utf-8"?>
+<w:numbering xmlns:wpc="http://schemas.microsoft.com/office/word/2010/wordprocessingCanvas" xmlns:cx="http://schemas.microsoft.com/office/drawing/2014/chartex" xmlns:cx1="http://schemas.microsoft.com/office/drawing/2015/9/8/chartex" xmlns:cx2="http://schemas.microsoft.com/office/drawing/2015/10/21/chartex" xmlns:cx3="http://schemas.microsoft.com/office/drawing/2016/5/9/chartex" xmlns:cx4="http://schemas.microsoft.com/office/drawing/2016/5/10/chartex" xmlns:cx5="http://schemas.microsoft.com/office/drawing/2016/5/11/chartex" xmlns:cx6="http://schemas.microsoft.com/office/drawing/2016/5/12/chartex" xmlns:cx7="http://schemas.microsoft.com/office/drawing/2016/5/13/chartex" xmlns:cx8="http://schemas.microsoft.com/office/drawing/2016/5/14/chartex" xmlns:mc="http://schemas.openxmlformats.org/markup-compatibility/2006" xmlns:aink="http://schemas.microsoft.com/office/drawing/2016/ink" xmlns:am3d="http://schemas.microsoft.com/office/drawing/2017/model3d" xmlns:o="urn:schemas-microsoft-com:office:office" xmlns:oel="http://schemas.microsoft.com/office/2019/extlst" xmlns:r="http://schemas.openxmlformats.org/officeDocument/2006/relationships" xmlns:m="http://schemas.openxmlformats.org/officeDocument/2006/math" xmlns:v="urn:schemas-microsoft-com:vml" xmlns:wp14="http://schemas.microsoft.com/office/word/2010/wordprocessingDrawing" xmlns:wp="http://schemas.openxmlformats.org/drawingml/2006/wordprocessingDrawing" xmlns:w10="urn:schemas-microsoft-com:office:word" xmlns:w="http://schemas.openxmlformats.org/wordprocessingml/2006/main" xmlns:w14="http://schemas.microsoft.com/office/word/2010/wordml" xmlns:w15="http://schemas.microsoft.com/office/word/2012/wordml" xmlns:w16cex="http://schemas.microsoft.com/office/word/2018/wordml/cex" xmlns:w16cid="http://schemas.microsoft.com/office/word/2016/wordml/cid" xmlns:w16="http://schemas.microsoft.com/office/word/2018/wordml" xmlns:w16du="http://schemas.microsoft.com/office/word/2023/wordml/word16du" xmlns:w16sdtdh="http://schemas.microsoft.com/office/word/2020/wordml/sdtdatahash" xmlns:w16sdtfl="http://schemas.microsoft.com/office/word/2024/wordml/sdtformatlock" xmlns:w16se="http://schemas.microsoft.com/office/word/2015/wordml/symex" xmlns:wpg="http://schemas.microsoft.com/office/word/2010/wordprocessingGroup" xmlns:wpi="http://schemas.microsoft.com/office/word/2010/wordprocessingInk" xmlns:wne="http://schemas.microsoft.com/office/word/2006/wordml" xmlns:wps="http://schemas.microsoft.com/office/word/2010/wordprocessingShape" mc:Ignorable="w14 w15 w16se w16cid w16 w16cex w16sdtdh w16sdtfl w16du wp14">
+  <w:abstractNum w:abstractNumId="0" w15:restartNumberingAfterBreak="0">
+    <w:nsid w:val="3F782139"/>
+    <w:multiLevelType w:val="hybridMultilevel"/>
+    <w:tmpl w:val="331AF53E"/>
+    <w:lvl w:ilvl="0" w:tplc="0419000F">
+      <w:start w:val="1"/>
+      <w:numFmt w:val="decimal"/>
+      <w:lvlText w:val="%1."/>
+      <w:lvlJc w:val="left"/>
+      <w:pPr>
+        <w:ind w:left="720" w:hanging="360"/>
+      </w:pPr>
+    </w:lvl>
+    <w:lvl w:ilvl="1" w:tplc="04190019" w:tentative="1">
+      <w:start w:val="1"/>
+      <w:numFmt w:val="lowerLetter"/>
+      <w:lvlText w:val="%2."/>
+      <w:lvlJc w:val="left"/>
+      <w:pPr>
+        <w:ind w:left="1440" w:hanging="360"/>
+      </w:pPr>
+    </w:lvl>
+    <w:lvl w:ilvl="2" w:tplc="0419001B" w:tentative="1">
+      <w:start w:val="1"/>
+      <w:numFmt w:val="lowerRoman"/>
+      <w:lvlText w:val="%3."/>
+      <w:lvlJc w:val="right"/>
+      <w:pPr>
+        <w:ind w:left="2160" w:hanging="180"/>
+      </w:pPr>
+    </w:lvl>
+    <w:lvl w:ilvl="3" w:tplc="0419000F" w:tentative="1">
+      <w:start w:val="1"/>
+      <w:numFmt w:val="decimal"/>
+      <w:lvlText w:val="%4."/>
+      <w:lvlJc w:val="left"/>
+      <w:pPr>
+        <w:ind w:left="2880" w:hanging="360"/>
+      </w:pPr>
+    </w:lvl>
+    <w:lvl w:ilvl="4" w:tplc="04190019" w:tentative="1">
+      <w:start w:val="1"/>
+      <w:numFmt w:val="lowerLetter"/>
+      <w:lvlText w:val="%5."/>
+      <w:lvlJc w:val="left"/>
+      <w:pPr>
+        <w:ind w:left="3600" w:hanging="360"/>
+      </w:pPr>
+    </w:lvl>
+    <w:lvl w:ilvl="5" w:tplc="0419001B" w:tentative="1">
+      <w:start w:val="1"/>
+      <w:numFmt w:val="lowerRoman"/>
+      <w:lvlText w:val="%6."/>
+      <w:lvlJc w:val="right"/>
+      <w:pPr>
+        <w:ind w:left="4320" w:hanging="180"/>
+      </w:pPr>
+    </w:lvl>
+    <w:lvl w:ilvl="6" w:tplc="0419000F" w:tentative="1">
+      <w:start w:val="1"/>
+      <w:numFmt w:val="decimal"/>
+      <w:lvlText w:val="%7."/>
+      <w:lvlJc w:val="left"/>
+      <w:pPr>
+        <w:ind w:left="5040" w:hanging="360"/>
+      </w:pPr>
+    </w:lvl>
+    <w:lvl w:ilvl="7" w:tplc="04190019" w:tentative="1">
+      <w:start w:val="1"/>
+      <w:numFmt w:val="lowerLetter"/>
+      <w:lvlText w:val="%8."/>
+      <w:lvlJc w:val="left"/>
+      <w:pPr>
+        <w:ind w:left="5760" w:hanging="360"/>
+      </w:pPr>
+    </w:lvl>
+    <w:lvl w:ilvl="8" w:tplc="0419001B" w:tentative="1">
+      <w:start w:val="1"/>
+      <w:numFmt w:val="lowerRoman"/>
+      <w:lvlText w:val="%9."/>
+      <w:lvlJc w:val="right"/>
+      <w:pPr>
+        <w:ind w:left="6480" w:hanging="180"/>
+      </w:pPr>
+    </w:lvl>
+  </w:abstractNum>
+  <w:abstractNum w:abstractNumId="1" w15:restartNumberingAfterBreak="0">
+    <w:nsid w:val="4D091F92"/>
+    <w:multiLevelType w:val="hybridMultilevel"/>
+    <w:tmpl w:val="DA244B5E"/>
+    <w:lvl w:ilvl="0" w:tplc="0419000F">
+      <w:start w:val="1"/>
+      <w:numFmt w:val="decimal"/>
+      <w:lvlText w:val="%1."/>
+      <w:lvlJc w:val="left"/>
+      <w:pPr>
+        <w:ind w:left="1080" w:hanging="360"/>
+      </w:pPr>
+    </w:lvl>
+    <w:lvl w:ilvl="1" w:tplc="04190019" w:tentative="1">
+      <w:start w:val="1"/>
+      <w:numFmt w:val="lowerLetter"/>
+      <w:lvlText w:val="%2."/>
+      <w:lvlJc w:val="left"/>
+      <w:pPr>
+        <w:ind w:left="1800" w:hanging="360"/>
+      </w:pPr>
+    </w:lvl>
+    <w:lvl w:ilvl="2" w:tplc="0419001B" w:tentative="1">
+      <w:start w:val="1"/>
+      <w:numFmt w:val="lowerRoman"/>
+      <w:lvlText w:val="%3."/>
+      <w:lvlJc w:val="right"/>
+      <w:pPr>
+        <w:ind w:left="2520" w:hanging="180"/>
+      </w:pPr>
+    </w:lvl>
+    <w:lvl w:ilvl="3" w:tplc="0419000F" w:tentative="1">
+      <w:start w:val="1"/>
+      <w:numFmt w:val="decimal"/>
+      <w:lvlText w:val="%4."/>
+      <w:lvlJc w:val="left"/>
+      <w:pPr>
+        <w:ind w:left="3240" w:hanging="360"/>
+      </w:pPr>
+    </w:lvl>
+    <w:lvl w:ilvl="4" w:tplc="04190019" w:tentative="1">
+      <w:start w:val="1"/>
+      <w:numFmt w:val="lowerLetter"/>
+      <w:lvlText w:val="%5."/>
+      <w:lvlJc w:val="left"/>
+      <w:pPr>
+        <w:ind w:left="3960" w:hanging="360"/>
+      </w:pPr>
+    </w:lvl>
+    <w:lvl w:ilvl="5" w:tplc="0419001B" w:tentative="1">
+      <w:start w:val="1"/>
+      <w:numFmt w:val="lowerRoman"/>
+      <w:lvlText w:val="%6."/>
+      <w:lvlJc w:val="right"/>
+      <w:pPr>
+        <w:ind w:left="4680" w:hanging="180"/>
+      </w:pPr>
+    </w:lvl>
+    <w:lvl w:ilvl="6" w:tplc="0419000F" w:tentative="1">
+      <w:start w:val="1"/>
+      <w:numFmt w:val="decimal"/>
+      <w:lvlText w:val="%7."/>
+      <w:lvlJc w:val="left"/>
+      <w:pPr>
+        <w:ind w:left="5400" w:hanging="360"/>
+      </w:pPr>
+    </w:lvl>
+    <w:lvl w:ilvl="7" w:tplc="04190019" w:tentative="1">
+      <w:start w:val="1"/>
+      <w:numFmt w:val="lowerLetter"/>
+      <w:lvlText w:val="%8."/>
+      <w:lvlJc w:val="left"/>
+      <w:pPr>
+        <w:ind w:left="6120" w:hanging="360"/>
+      </w:pPr>
+    </w:lvl>
+    <w:lvl w:ilvl="8" w:tplc="0419001B" w:tentative="1">
+      <w:start w:val="1"/>
+      <w:numFmt w:val="lowerRoman"/>
+      <w:lvlText w:val="%9."/>
+      <w:lvlJc w:val="right"/>
+      <w:pPr>
+        <w:ind w:left="6840" w:hanging="180"/>
+      </w:pPr>
+    </w:lvl>
+  </w:abstractNum>
+  <w:num w:numId="1" w16cid:durableId="1812869801">
+    <w:abstractNumId w:val="0"/>
+  </w:num>
+  <w:num w:numId="2" w16cid:durableId="1629624379">
+    <w:abstractNumId w:val="1"/>
+  </w:num>
+</w:numbering>
 </file>
 
 <file path=word/styles.xml><?xml version="1.0" encoding="utf-8"?>
@@ -1176,20 +2383,20 @@
     <w:next w:val="a"/>
     <w:link w:val="20"/>
     <w:uiPriority w:val="9"/>
-    <w:semiHidden/>
     <w:unhideWhenUsed/>
     <w:qFormat/>
-    <w:rsid w:val="00273EB9"/>
+    <w:rsid w:val="001C7CBD"/>
     <w:pPr>
       <w:keepNext/>
       <w:keepLines/>
       <w:spacing w:before="160" w:after="80"/>
+      <w:jc w:val="left"/>
       <w:outlineLvl w:val="1"/>
     </w:pPr>
     <w:rPr>
-      <w:rFonts w:asciiTheme="majorHAnsi" w:eastAsiaTheme="majorEastAsia" w:hAnsiTheme="majorHAnsi" w:cstheme="majorBidi"/>
-      <w:color w:val="0F4761" w:themeColor="accent1" w:themeShade="BF"/>
-      <w:sz w:val="32"/>
+      <w:rFonts w:eastAsiaTheme="majorEastAsia" w:cstheme="majorBidi"/>
+      <w:b/>
+      <w:color w:val="000000" w:themeColor="text1"/>
       <w:szCs w:val="32"/>
     </w:rPr>
   </w:style>
@@ -1389,12 +2596,12 @@
     <w:basedOn w:val="a0"/>
     <w:link w:val="2"/>
     <w:uiPriority w:val="9"/>
-    <w:semiHidden/>
-    <w:rsid w:val="00273EB9"/>
+    <w:rsid w:val="001C7CBD"/>
     <w:rPr>
-      <w:rFonts w:asciiTheme="majorHAnsi" w:eastAsiaTheme="majorEastAsia" w:hAnsiTheme="majorHAnsi" w:cstheme="majorBidi"/>
-      <w:color w:val="0F4761" w:themeColor="accent1" w:themeShade="BF"/>
-      <w:sz w:val="32"/>
+      <w:rFonts w:ascii="Times New Roman" w:eastAsiaTheme="majorEastAsia" w:hAnsi="Times New Roman" w:cstheme="majorBidi"/>
+      <w:b/>
+      <w:color w:val="000000" w:themeColor="text1"/>
+      <w:sz w:val="28"/>
       <w:szCs w:val="32"/>
     </w:rPr>
   </w:style>

--- a/docx.docx
+++ b/docx.docx
@@ -4,77 +4,290 @@
   <w:body>
     <w:p>
       <w:pPr>
+        <w:spacing w:after="160" w:line="278" w:lineRule="auto"/>
+        <w:ind w:firstLine="0"/>
+        <w:jc w:val="center"/>
+        <w:rPr>
+          <w:b/>
+          <w:bCs/>
+        </w:rPr>
+      </w:pPr>
+      <w:r>
+        <w:rPr>
+          <w:b/>
+          <w:bCs/>
+        </w:rPr>
+        <w:t>ВВЕДЕНИЕ</w:t>
+      </w:r>
+    </w:p>
+    <w:p>
+      <w:pPr>
+        <w:spacing w:after="160" w:line="278" w:lineRule="auto"/>
+        <w:ind w:firstLine="0"/>
+        <w:jc w:val="left"/>
+      </w:pPr>
+      <w:r>
+        <w:t>При поиске файла через поиск Windows, система не перебирает все папки на диске в реальном времени — это было бы очень медленно. Вместо этого в фоновом режиме работает служба индексации. Она заранее просматривает содержимое выбранных папок и сохраняет информацию о каждом файле в специальную базу данных. Когда вы вводите запрос в строке поиска, Windows обращается не к диску, а к этой базе, что даёт почти мгновенный результат.</w:t>
+      </w:r>
+    </w:p>
+    <w:p>
+      <w:pPr>
+        <w:spacing w:after="160" w:line="278" w:lineRule="auto"/>
+        <w:ind w:firstLine="0"/>
+        <w:jc w:val="left"/>
+      </w:pPr>
+      <w:r>
+        <w:t>В Windows 11 служба индексации хранит свои данные не в одном файле, а в трёх отдельных базах формата SQLite. Каждая из них отвечает за свою часть информации:</w:t>
+      </w:r>
+    </w:p>
+    <w:p>
+      <w:pPr>
+        <w:spacing w:after="160" w:line="278" w:lineRule="auto"/>
+        <w:ind w:firstLine="0"/>
+        <w:jc w:val="left"/>
+      </w:pPr>
+      <w:r>
+        <w:t>Windows-gather.db — содержит информацию о том, какие файлы и папки были проиндексированы, где они находятся и кому принадлежат.</w:t>
+      </w:r>
+    </w:p>
+    <w:p>
+      <w:pPr>
+        <w:spacing w:after="160" w:line="278" w:lineRule="auto"/>
+        <w:ind w:firstLine="0"/>
+        <w:jc w:val="left"/>
+      </w:pPr>
+      <w:r>
+        <w:t>Windows.db — хранит метаданные файлов: размер, даты создания и изменения, тип, а иногда и фрагменты содержимого.</w:t>
+      </w:r>
+    </w:p>
+    <w:p>
+      <w:pPr>
+        <w:spacing w:after="160" w:line="278" w:lineRule="auto"/>
+        <w:ind w:firstLine="0"/>
+        <w:jc w:val="left"/>
+      </w:pPr>
+      <w:r>
+        <w:t>Windows-usn.db — содержит служебную информацию об изменениях в файловой системе и для анализа не представляет интереса.</w:t>
+      </w:r>
+    </w:p>
+    <w:p>
+      <w:pPr>
+        <w:spacing w:after="160" w:line="278" w:lineRule="auto"/>
+        <w:ind w:firstLine="0"/>
+        <w:jc w:val="left"/>
+      </w:pPr>
+      <w:r>
+        <w:t>Цель работы — изучить, как устроено хранение данных о файлах в службе индексации Windows 11, и создать инструмент для извлечения и анализа этих данных.</w:t>
+      </w:r>
+    </w:p>
+    <w:p>
+      <w:pPr>
+        <w:spacing w:after="160" w:line="278" w:lineRule="auto"/>
+        <w:ind w:firstLine="0"/>
+        <w:jc w:val="left"/>
+      </w:pPr>
+      <w:r>
+        <w:br w:type="page"/>
+      </w:r>
+    </w:p>
+    <w:p>
+      <w:pPr>
+        <w:spacing w:after="160" w:line="278" w:lineRule="auto"/>
+        <w:ind w:firstLine="0"/>
+        <w:jc w:val="left"/>
+        <w:rPr>
+          <w:lang w:val="en-US"/>
+        </w:rPr>
+      </w:pPr>
+      <w:r>
+        <w:lastRenderedPageBreak/>
+        <w:t xml:space="preserve">База данных Windows.db содержит 39 таблиц, но почти все они служебные. Их можно разделить на четыре группы: </w:t>
+      </w:r>
+    </w:p>
+    <w:p>
+      <w:pPr>
+        <w:spacing w:after="160" w:line="278" w:lineRule="auto"/>
+        <w:ind w:firstLine="0"/>
+        <w:jc w:val="left"/>
+        <w:rPr>
+          <w:lang w:val="en-US"/>
+        </w:rPr>
+      </w:pPr>
+      <w:r>
+        <w:t xml:space="preserve">Системные таблицы SQLite — внутренние, не содержат данных (например, sqlite_sequence). </w:t>
+      </w:r>
+    </w:p>
+    <w:p>
+      <w:pPr>
+        <w:spacing w:after="160" w:line="278" w:lineRule="auto"/>
+        <w:ind w:firstLine="0"/>
+        <w:jc w:val="left"/>
+        <w:rPr>
+          <w:lang w:val="en-US"/>
+        </w:rPr>
+      </w:pPr>
+      <w:r>
+        <w:t xml:space="preserve">Таблицы поискового индекса — бинарные данные для быстрого поиска слов, нечитаемы (например, SystemIndex_1_PostingList). </w:t>
+      </w:r>
+    </w:p>
+    <w:p>
+      <w:pPr>
+        <w:spacing w:after="160" w:line="278" w:lineRule="auto"/>
+        <w:ind w:firstLine="0"/>
+        <w:jc w:val="left"/>
+        <w:rPr>
+          <w:lang w:val="en-US"/>
+        </w:rPr>
+      </w:pPr>
+      <w:r>
+        <w:t xml:space="preserve">Таблицы конфигурации — настройки службы и состояние очередей, бесполезны для анализа файлов (например, MSFT_AvailScopes). </w:t>
+      </w:r>
+    </w:p>
+    <w:p>
+      <w:pPr>
+        <w:spacing w:after="160" w:line="278" w:lineRule="auto"/>
+        <w:ind w:firstLine="0"/>
+        <w:jc w:val="left"/>
+      </w:pPr>
+      <w:r>
+        <w:t>Таблицы данных — только две таблицы хранят сами метаданные об индексированных файлах: SystemIndex_1_propertyStore — значения свойств для каждого файла. SystemIndex_1_PropertyStore_Metadata — справочник имён этих свойств. Вывод: 37 таблиц из 39 — системные и не нужны для анализа. Рассм</w:t>
+      </w:r>
+      <w:r>
+        <w:t>о</w:t>
+      </w:r>
+      <w:r>
+        <w:t>трим только PropertyStore и PropertyStore_Metadata.</w:t>
+      </w:r>
+      <w:r>
+        <w:br w:type="page"/>
+      </w:r>
+    </w:p>
+    <w:p>
+      <w:pPr>
+        <w:spacing w:after="160" w:line="278" w:lineRule="auto"/>
+        <w:ind w:firstLine="0"/>
+        <w:jc w:val="left"/>
+      </w:pPr>
+    </w:p>
+    <w:p>
+      <w:pPr>
+        <w:spacing w:after="160" w:line="278" w:lineRule="auto"/>
+        <w:ind w:firstLine="0"/>
+        <w:jc w:val="left"/>
+        <w:rPr>
+          <w:rFonts w:eastAsiaTheme="majorEastAsia" w:cstheme="majorBidi"/>
+          <w:b/>
+          <w:color w:val="000000" w:themeColor="text1"/>
+          <w:szCs w:val="32"/>
+        </w:rPr>
+      </w:pPr>
+    </w:p>
+    <w:p>
+      <w:pPr>
         <w:pStyle w:val="2"/>
+      </w:pPr>
+      <w:r>
         <w:rPr>
           <w:lang w:val="en-US"/>
         </w:rPr>
-      </w:pPr>
+        <w:t>Windows</w:t>
+      </w:r>
+      <w:r>
+        <w:t>-</w:t>
+      </w:r>
       <w:r>
         <w:rPr>
           <w:lang w:val="en-US"/>
         </w:rPr>
-        <w:t>Windows-gather.db:</w:t>
+        <w:t>gather</w:t>
+      </w:r>
+      <w:r>
+        <w:t>.</w:t>
+      </w:r>
+      <w:r>
+        <w:rPr>
+          <w:lang w:val="en-US"/>
+        </w:rPr>
+        <w:t>db</w:t>
+      </w:r>
+      <w:r>
+        <w:t>:</w:t>
       </w:r>
     </w:p>
     <w:p>
       <w:pPr>
         <w:jc w:val="left"/>
+      </w:pPr>
+      <w:r>
+        <w:t>В</w:t>
+      </w:r>
+      <w:r>
+        <w:t xml:space="preserve"> </w:t>
+      </w:r>
+      <w:r>
+        <w:t>процессе</w:t>
+      </w:r>
+      <w:r>
+        <w:t xml:space="preserve"> </w:t>
+      </w:r>
+      <w:r>
+        <w:t>анализа</w:t>
+      </w:r>
+      <w:r>
+        <w:t xml:space="preserve"> </w:t>
+      </w:r>
+      <w:r>
+        <w:t>структуры</w:t>
+      </w:r>
+      <w:r>
+        <w:t xml:space="preserve"> </w:t>
+      </w:r>
+      <w:r>
+        <w:t>базы</w:t>
+      </w:r>
+      <w:r>
+        <w:t xml:space="preserve"> </w:t>
+      </w:r>
+      <w:r>
+        <w:t>данных</w:t>
+      </w:r>
+      <w:r>
+        <w:t xml:space="preserve"> </w:t>
+      </w:r>
+      <w:r>
+        <w:t>были выявлены три основные таблицы, которые совместно хранят полную информацию о файлах: их местоположении в файловой системе, атрибутах и владельцах. Ниже представлено описание каждой таблицы и связей между ними.</w:t>
+      </w:r>
+      <w:r>
+        <w:t xml:space="preserve"> </w:t>
+      </w:r>
+      <w:r>
+        <w:t>Основные</w:t>
+      </w:r>
+      <w:r>
+        <w:t xml:space="preserve">: </w:t>
+      </w:r>
+      <w:r>
         <w:rPr>
           <w:lang w:val="en-US"/>
         </w:rPr>
-      </w:pPr>
-      <w:r>
-        <w:t>В</w:t>
-      </w:r>
-      <w:r>
-        <w:t xml:space="preserve"> </w:t>
-      </w:r>
-      <w:r>
-        <w:t>процессе</w:t>
-      </w:r>
-      <w:r>
-        <w:t xml:space="preserve"> </w:t>
-      </w:r>
-      <w:r>
-        <w:t>анализа</w:t>
-      </w:r>
-      <w:r>
-        <w:t xml:space="preserve"> </w:t>
-      </w:r>
-      <w:r>
-        <w:t>структуры</w:t>
-      </w:r>
-      <w:r>
-        <w:t xml:space="preserve"> </w:t>
-      </w:r>
-      <w:r>
-        <w:t>базы</w:t>
-      </w:r>
-      <w:r>
-        <w:t xml:space="preserve"> </w:t>
-      </w:r>
-      <w:r>
-        <w:t>данных</w:t>
-      </w:r>
-      <w:r>
-        <w:t xml:space="preserve"> </w:t>
-      </w:r>
-      <w:r>
-        <w:t>были выявлены три основные таблицы, которые совместно хранят полную информацию о файлах: их местоположении в файловой системе, атрибутах и владельцах. Ниже представлено описание каждой таблицы и связей между ними.</w:t>
-      </w:r>
-      <w:r>
-        <w:t xml:space="preserve"> </w:t>
-      </w:r>
-      <w:r>
-        <w:t>Основные</w:t>
-      </w:r>
-      <w:r>
-        <w:t xml:space="preserve">: </w:t>
+        <w:t>SystemIndex</w:t>
+      </w:r>
+      <w:r>
+        <w:t>_</w:t>
       </w:r>
       <w:r>
         <w:rPr>
           <w:lang w:val="en-US"/>
         </w:rPr>
+        <w:t>Gthr</w:t>
+      </w:r>
+      <w:r>
+        <w:t xml:space="preserve">, </w:t>
+      </w:r>
+      <w:r>
+        <w:rPr>
+          <w:lang w:val="en-US"/>
+        </w:rPr>
         <w:t>SystemIndex</w:t>
       </w:r>
       <w:r>
@@ -84,31 +297,7 @@
         <w:rPr>
           <w:lang w:val="en-US"/>
         </w:rPr>
-        <w:t>Gthr</w:t>
-      </w:r>
-      <w:r>
-        <w:t xml:space="preserve">, </w:t>
-      </w:r>
-      <w:r>
-        <w:rPr>
-          <w:lang w:val="en-US"/>
-        </w:rPr>
-        <w:t>SystemIndex</w:t>
-      </w:r>
-      <w:r>
-        <w:t>_</w:t>
-      </w:r>
-      <w:r>
-        <w:rPr>
-          <w:lang w:val="en-US"/>
-        </w:rPr>
-        <w:t>Gthr</w:t>
-      </w:r>
-      <w:r>
-        <w:rPr>
-          <w:lang w:val="en-US"/>
-        </w:rPr>
-        <w:t>AppOwner</w:t>
+        <w:t>GthrAppOwner</w:t>
       </w:r>
       <w:r>
         <w:t xml:space="preserve">, </w:t>
@@ -322,19 +511,7 @@
               <w:rPr>
                 <w:lang w:val="en-US"/>
               </w:rPr>
-              <w:t>Doc</w:t>
-            </w:r>
-            <w:r>
-              <w:rPr>
-                <w:lang w:val="en-US"/>
-              </w:rPr>
-              <w:t>u</w:t>
-            </w:r>
-            <w:r>
-              <w:rPr>
-                <w:lang w:val="en-US"/>
-              </w:rPr>
-              <w:t>mentID</w:t>
+              <w:t>DocumentID</w:t>
             </w:r>
           </w:p>
         </w:tc>
@@ -381,7 +558,11 @@
               <w:jc w:val="left"/>
             </w:pPr>
             <w:r>
-              <w:t>Идентификатор описания безопасности, содержащий информацию о владении файлами и контроле доступа</w:t>
+              <w:t xml:space="preserve">Идентификатор описания безопасности, содержащий </w:t>
+            </w:r>
+            <w:r>
+              <w:lastRenderedPageBreak/>
+              <w:t>информацию о владении файлами и контроле доступа</w:t>
             </w:r>
           </w:p>
         </w:tc>
@@ -400,7 +581,6 @@
               <w:rPr>
                 <w:lang w:val="en-US"/>
               </w:rPr>
-              <w:lastRenderedPageBreak/>
               <w:t>UserData</w:t>
             </w:r>
           </w:p>
@@ -706,6 +886,7 @@
               <w:rPr>
                 <w:lang w:val="en-US"/>
               </w:rPr>
+              <w:lastRenderedPageBreak/>
               <w:t>Name</w:t>
             </w:r>
           </w:p>
@@ -774,7 +955,6 @@
     </w:p>
     <w:p>
       <w:r>
-        <w:lastRenderedPageBreak/>
         <w:t>Эта таблица содержит информацию о владельцах файлов и приложений, которые связаны с файлами, индексированными в таблице SystemIndex_Gthr. Она позволяет определить, какой пользователь или какое приложение создало или имеет права на каждый файл.</w:t>
       </w:r>
     </w:p>
@@ -1020,6 +1200,7 @@
           <w:b/>
           <w:bCs/>
         </w:rPr>
+        <w:lastRenderedPageBreak/>
         <w:t>SystemIndex_GthrAppOwner</w:t>
       </w:r>
       <w:r>
@@ -1101,15 +1282,21 @@
     <w:p>
       <w:pPr>
         <w:pStyle w:val="2"/>
+      </w:pPr>
+      <w:r>
         <w:rPr>
           <w:lang w:val="en-US"/>
         </w:rPr>
-      </w:pPr>
+        <w:t>Windows</w:t>
+      </w:r>
+      <w:r>
+        <w:t>.</w:t>
+      </w:r>
       <w:r>
         <w:rPr>
           <w:lang w:val="en-US"/>
         </w:rPr>
-        <w:t>Windows.db</w:t>
+        <w:t>db</w:t>
       </w:r>
     </w:p>
     <w:p>
@@ -1134,12 +1321,13 @@
           <w:b/>
           <w:bCs/>
         </w:rPr>
+        <w:lastRenderedPageBreak/>
         <w:t>SystemIndex_1_PropertyStore</w:t>
       </w:r>
     </w:p>
     <w:p>
       <w:r>
-        <w:t>Это таблица хранилища свойств для индексированных объектов. Она содержит все расширенные атрибуты файлов и элементов системы, которые извлекаются индексатором Windows.</w:t>
+        <w:t>Таблица SystemIndex_1_PropertyStore выполняет роль основного хранилища данных, где для каждого индексируемого объекта под уникальным номером WorkId собираются все его характеристики. В этой структуре столбец ColumnId выступает лишь техническим кодом-заполнителем, а в столбце Value хранится само содержимое свойства, будь то путь к файлу, его размер или статус.</w:t>
       </w:r>
     </w:p>
     <w:tbl>
@@ -1149,13 +1337,13 @@
         <w:tblLook w:val="04A0" w:firstRow="1" w:lastRow="0" w:firstColumn="1" w:lastColumn="0" w:noHBand="0" w:noVBand="1"/>
       </w:tblPr>
       <w:tblGrid>
-        <w:gridCol w:w="4672"/>
-        <w:gridCol w:w="4673"/>
+        <w:gridCol w:w="2122"/>
+        <w:gridCol w:w="7223"/>
       </w:tblGrid>
       <w:tr>
         <w:tc>
           <w:tcPr>
-            <w:tcW w:w="4672" w:type="dxa"/>
+            <w:tcW w:w="2122" w:type="dxa"/>
           </w:tcPr>
           <w:p>
             <w:pPr>
@@ -1166,14 +1354,13 @@
                 <w:b/>
                 <w:bCs/>
               </w:rPr>
-              <w:lastRenderedPageBreak/>
               <w:t>Имя колонки</w:t>
             </w:r>
           </w:p>
         </w:tc>
         <w:tc>
           <w:tcPr>
-            <w:tcW w:w="4673" w:type="dxa"/>
+            <w:tcW w:w="7223" w:type="dxa"/>
           </w:tcPr>
           <w:p>
             <w:pPr>
@@ -1192,7 +1379,7 @@
       <w:tr>
         <w:tc>
           <w:tcPr>
-            <w:tcW w:w="4672" w:type="dxa"/>
+            <w:tcW w:w="2122" w:type="dxa"/>
           </w:tcPr>
           <w:p>
             <w:pPr>
@@ -1205,17 +1392,20 @@
         </w:tc>
         <w:tc>
           <w:tcPr>
-            <w:tcW w:w="4673" w:type="dxa"/>
-          </w:tcPr>
-          <w:p>
-            <w:pPr>
-              <w:ind w:firstLine="0"/>
-            </w:pPr>
-            <w:r>
-              <w:t>Целое число</w:t>
-            </w:r>
-            <w:r>
-              <w:t>, связывающий запись с основной таблицей индекса</w:t>
+            <w:tcW w:w="7223" w:type="dxa"/>
+          </w:tcPr>
+          <w:p>
+            <w:pPr>
+              <w:ind w:firstLine="0"/>
+            </w:pPr>
+            <w:r>
+              <w:t>У</w:t>
+            </w:r>
+            <w:r>
+              <w:t>никальный идентификатор объекта (файла, письма или контакта) в индексе Windows</w:t>
+            </w:r>
+            <w:r>
+              <w:t>. Одно числоо соответствует одному файлу.</w:t>
             </w:r>
           </w:p>
         </w:tc>
@@ -1223,7 +1413,7 @@
       <w:tr>
         <w:tc>
           <w:tcPr>
-            <w:tcW w:w="4672" w:type="dxa"/>
+            <w:tcW w:w="2122" w:type="dxa"/>
           </w:tcPr>
           <w:p>
             <w:pPr>
@@ -1236,7 +1426,7 @@
         </w:tc>
         <w:tc>
           <w:tcPr>
-            <w:tcW w:w="4673" w:type="dxa"/>
+            <w:tcW w:w="7223" w:type="dxa"/>
           </w:tcPr>
           <w:p>
             <w:pPr>
@@ -1246,7 +1436,16 @@
               <w:t>Ч</w:t>
             </w:r>
             <w:r>
-              <w:t xml:space="preserve">исловой идентификатор конкретного свойства (например, имя файла, дата создания, путь, размер). </w:t>
+              <w:t xml:space="preserve">исловой идентификатор </w:t>
+            </w:r>
+            <w:r>
+              <w:t xml:space="preserve">типа </w:t>
+            </w:r>
+            <w:r>
+              <w:t>свойства</w:t>
+            </w:r>
+            <w:r>
+              <w:t xml:space="preserve"> (например, имя файла, дата создания, путь, размер). </w:t>
             </w:r>
           </w:p>
         </w:tc>
@@ -1254,7 +1453,7 @@
       <w:tr>
         <w:tc>
           <w:tcPr>
-            <w:tcW w:w="4672" w:type="dxa"/>
+            <w:tcW w:w="2122" w:type="dxa"/>
           </w:tcPr>
           <w:p>
             <w:pPr>
@@ -1267,7 +1466,7 @@
         </w:tc>
         <w:tc>
           <w:tcPr>
-            <w:tcW w:w="4673" w:type="dxa"/>
+            <w:tcW w:w="7223" w:type="dxa"/>
           </w:tcPr>
           <w:p>
             <w:pPr>
@@ -1305,13 +1504,18 @@
       </w:r>
     </w:p>
     <w:p>
-      <w:pPr>
-        <w:rPr>
-          <w:lang w:val="en-US"/>
-        </w:rPr>
-      </w:pPr>
-      <w:r>
-        <w:t>Это метаданные хранилища свойств — справочная таблица, которая описывает все возможные свойства, используемые в SystemIndex_1_PropertyStore.</w:t>
+      <w:r>
+        <w:t xml:space="preserve">Вторая таблица, </w:t>
+      </w:r>
+      <w:r>
+        <w:rPr>
+          <w:b/>
+          <w:bCs/>
+        </w:rPr>
+        <w:t>SystemIndex_1_PropertyStore_Metadata</w:t>
+      </w:r>
+      <w:r>
+        <w:t>, служит справочником-дешифратором, который переводит эти числовые коды в понятные системе и человеку имена. Её роль заключается в хранении официальных названий свойств, таких как System.MIMEType или System.IsFolder, а также в определении типов данных для каждого свойства.</w:t>
       </w:r>
     </w:p>
     <w:tbl>
@@ -1321,13 +1525,13 @@
         <w:tblLook w:val="04A0" w:firstRow="1" w:lastRow="0" w:firstColumn="1" w:lastColumn="0" w:noHBand="0" w:noVBand="1"/>
       </w:tblPr>
       <w:tblGrid>
-        <w:gridCol w:w="4672"/>
-        <w:gridCol w:w="4673"/>
+        <w:gridCol w:w="2122"/>
+        <w:gridCol w:w="7223"/>
       </w:tblGrid>
       <w:tr>
         <w:tc>
           <w:tcPr>
-            <w:tcW w:w="4672" w:type="dxa"/>
+            <w:tcW w:w="2122" w:type="dxa"/>
           </w:tcPr>
           <w:p>
             <w:pPr>
@@ -1347,7 +1551,7 @@
         </w:tc>
         <w:tc>
           <w:tcPr>
-            <w:tcW w:w="4673" w:type="dxa"/>
+            <w:tcW w:w="7223" w:type="dxa"/>
           </w:tcPr>
           <w:p>
             <w:pPr>
@@ -1369,7 +1573,7 @@
       <w:tr>
         <w:tc>
           <w:tcPr>
-            <w:tcW w:w="4672" w:type="dxa"/>
+            <w:tcW w:w="2122" w:type="dxa"/>
           </w:tcPr>
           <w:p>
             <w:pPr>
@@ -1385,23 +1589,17 @@
         </w:tc>
         <w:tc>
           <w:tcPr>
-            <w:tcW w:w="4673" w:type="dxa"/>
-          </w:tcPr>
-          <w:p>
-            <w:pPr>
-              <w:ind w:firstLine="0"/>
-            </w:pPr>
-            <w:r>
-              <w:t>В</w:t>
-            </w:r>
-            <w:r>
-              <w:t>нутренний числовой идентификатор записи</w:t>
-            </w:r>
-            <w:r>
-              <w:t xml:space="preserve"> </w:t>
-            </w:r>
-            <w:r>
-              <w:t>(соответствует ColumnId в таблице PropertyStore)</w:t>
+            <w:tcW w:w="7223" w:type="dxa"/>
+          </w:tcPr>
+          <w:p>
+            <w:pPr>
+              <w:ind w:firstLine="0"/>
+            </w:pPr>
+            <w:r>
+              <w:t>Внутренний порядковый номер записи</w:t>
+            </w:r>
+            <w:r>
+              <w:t>.</w:t>
             </w:r>
           </w:p>
         </w:tc>
@@ -1409,7 +1607,7 @@
       <w:tr>
         <w:tc>
           <w:tcPr>
-            <w:tcW w:w="4672" w:type="dxa"/>
+            <w:tcW w:w="2122" w:type="dxa"/>
           </w:tcPr>
           <w:p>
             <w:pPr>
@@ -1425,17 +1623,14 @@
         </w:tc>
         <w:tc>
           <w:tcPr>
-            <w:tcW w:w="4673" w:type="dxa"/>
-          </w:tcPr>
-          <w:p>
-            <w:pPr>
-              <w:ind w:firstLine="0"/>
-            </w:pPr>
-            <w:r>
-              <w:t>У</w:t>
-            </w:r>
-            <w:r>
-              <w:t xml:space="preserve">никальный строковый ключ свойства </w:t>
+            <w:tcW w:w="7223" w:type="dxa"/>
+          </w:tcPr>
+          <w:p>
+            <w:pPr>
+              <w:ind w:firstLine="0"/>
+            </w:pPr>
+            <w:r>
+              <w:t>Технический ключ, объединяющий PropertyId и краткое системное имя.</w:t>
             </w:r>
           </w:p>
         </w:tc>
@@ -1443,7 +1638,7 @@
       <w:tr>
         <w:tc>
           <w:tcPr>
-            <w:tcW w:w="4672" w:type="dxa"/>
+            <w:tcW w:w="2122" w:type="dxa"/>
           </w:tcPr>
           <w:p>
             <w:pPr>
@@ -1459,62 +1654,17 @@
         </w:tc>
         <w:tc>
           <w:tcPr>
-            <w:tcW w:w="4673" w:type="dxa"/>
-          </w:tcPr>
-          <w:p>
-            <w:pPr>
-              <w:ind w:firstLine="0"/>
-              <w:rPr>
-                <w:lang w:val="en-US"/>
-              </w:rPr>
-            </w:pPr>
-            <w:r>
-              <w:t>И</w:t>
-            </w:r>
-            <w:r>
-              <w:t>мя</w:t>
-            </w:r>
-            <w:r>
-              <w:rPr>
-                <w:lang w:val="en-US"/>
-              </w:rPr>
-              <w:t xml:space="preserve"> </w:t>
-            </w:r>
-            <w:r>
-              <w:t>свойства</w:t>
-            </w:r>
-            <w:r>
-              <w:rPr>
-                <w:lang w:val="en-US"/>
-              </w:rPr>
-              <w:t xml:space="preserve"> </w:t>
-            </w:r>
-            <w:r>
-              <w:t>в</w:t>
-            </w:r>
-            <w:r>
-              <w:rPr>
-                <w:lang w:val="en-US"/>
-              </w:rPr>
-              <w:t xml:space="preserve"> </w:t>
-            </w:r>
-            <w:r>
-              <w:t>пространстве</w:t>
-            </w:r>
-            <w:r>
-              <w:rPr>
-                <w:lang w:val="en-US"/>
-              </w:rPr>
-              <w:t xml:space="preserve"> </w:t>
-            </w:r>
-            <w:r>
-              <w:t>имён</w:t>
-            </w:r>
-            <w:r>
-              <w:rPr>
-                <w:lang w:val="en-US"/>
-              </w:rPr>
-              <w:t xml:space="preserve"> Windows </w:t>
+            <w:tcW w:w="7223" w:type="dxa"/>
+          </w:tcPr>
+          <w:p>
+            <w:pPr>
+              <w:ind w:firstLine="0"/>
+            </w:pPr>
+            <w:r>
+              <w:t>О</w:t>
+            </w:r>
+            <w:r>
+              <w:t>фициальное имя свойства в Windows</w:t>
             </w:r>
           </w:p>
         </w:tc>
@@ -1522,7 +1672,7 @@
       <w:tr>
         <w:tc>
           <w:tcPr>
-            <w:tcW w:w="4672" w:type="dxa"/>
+            <w:tcW w:w="2122" w:type="dxa"/>
           </w:tcPr>
           <w:p>
             <w:pPr>
@@ -1538,17 +1688,50 @@
         </w:tc>
         <w:tc>
           <w:tcPr>
-            <w:tcW w:w="4673" w:type="dxa"/>
-          </w:tcPr>
-          <w:p>
-            <w:pPr>
-              <w:ind w:firstLine="0"/>
-            </w:pPr>
-            <w:r>
-              <w:t>Ч</w:t>
-            </w:r>
-            <w:r>
-              <w:t xml:space="preserve">исловой идентификатор свойства </w:t>
+            <w:tcW w:w="7223" w:type="dxa"/>
+          </w:tcPr>
+          <w:p>
+            <w:pPr>
+              <w:ind w:firstLine="0"/>
+              <w:rPr>
+                <w:rFonts w:cs="Times New Roman"/>
+                <w:szCs w:val="28"/>
+              </w:rPr>
+            </w:pPr>
+            <w:r>
+              <w:rPr>
+                <w:rFonts w:cs="Times New Roman"/>
+                <w:szCs w:val="28"/>
+              </w:rPr>
+              <w:t>Числовой идентификатор свойства</w:t>
+            </w:r>
+            <w:r>
+              <w:rPr>
+                <w:rFonts w:cs="Times New Roman"/>
+                <w:szCs w:val="28"/>
+              </w:rPr>
+              <w:t xml:space="preserve">, связывает с </w:t>
+            </w:r>
+            <w:r>
+              <w:rPr>
+                <w:rFonts w:cs="Times New Roman"/>
+                <w:szCs w:val="28"/>
+              </w:rPr>
+              <w:t>таблицей</w:t>
+            </w:r>
+            <w:r>
+              <w:rPr>
+                <w:rFonts w:cs="Times New Roman"/>
+                <w:szCs w:val="28"/>
+              </w:rPr>
+              <w:t xml:space="preserve"> </w:t>
+            </w:r>
+            <w:r>
+              <w:rPr>
+                <w:rFonts w:cs="Times New Roman"/>
+                <w:szCs w:val="28"/>
+              </w:rPr>
+              <w:t>SystemIndex_1_PropertyStore</w:t>
             </w:r>
           </w:p>
         </w:tc>
@@ -1556,7 +1739,7 @@
       <w:tr>
         <w:tc>
           <w:tcPr>
-            <w:tcW w:w="4672" w:type="dxa"/>
+            <w:tcW w:w="2122" w:type="dxa"/>
           </w:tcPr>
           <w:p>
             <w:pPr>
@@ -1566,23 +1749,24 @@
               </w:rPr>
             </w:pPr>
             <w:r>
+              <w:lastRenderedPageBreak/>
               <w:t>VariantType</w:t>
             </w:r>
           </w:p>
         </w:tc>
         <w:tc>
           <w:tcPr>
-            <w:tcW w:w="4673" w:type="dxa"/>
-          </w:tcPr>
-          <w:p>
-            <w:pPr>
-              <w:ind w:firstLine="0"/>
-            </w:pPr>
-            <w:r>
-              <w:t>Т</w:t>
-            </w:r>
-            <w:r>
-              <w:t>ип данных варианта (как значение представлено в памяти)</w:t>
+            <w:tcW w:w="7223" w:type="dxa"/>
+          </w:tcPr>
+          <w:p>
+            <w:pPr>
+              <w:ind w:firstLine="0"/>
+            </w:pPr>
+            <w:r>
+              <w:t>Указывает н т</w:t>
+            </w:r>
+            <w:r>
+              <w:t>ип данных (как значение представлено в памяти)</w:t>
             </w:r>
           </w:p>
         </w:tc>
@@ -1590,7 +1774,7 @@
       <w:tr>
         <w:tc>
           <w:tcPr>
-            <w:tcW w:w="4672" w:type="dxa"/>
+            <w:tcW w:w="2122" w:type="dxa"/>
           </w:tcPr>
           <w:p>
             <w:pPr>
@@ -1606,17 +1790,17 @@
         </w:tc>
         <w:tc>
           <w:tcPr>
-            <w:tcW w:w="4673" w:type="dxa"/>
-          </w:tcPr>
-          <w:p>
-            <w:pPr>
-              <w:ind w:firstLine="0"/>
-            </w:pPr>
-            <w:r>
-              <w:t>Т</w:t>
-            </w:r>
-            <w:r>
-              <w:t>ип хранения в базе данных (числовой код)</w:t>
+            <w:tcW w:w="7223" w:type="dxa"/>
+          </w:tcPr>
+          <w:p>
+            <w:pPr>
+              <w:ind w:firstLine="0"/>
+            </w:pPr>
+            <w:r>
+              <w:t>Внутренний код того, как именно данные упакованы в</w:t>
+            </w:r>
+            <w:r>
+              <w:t xml:space="preserve"> БД.</w:t>
             </w:r>
           </w:p>
         </w:tc>
@@ -1624,7 +1808,7 @@
       <w:tr>
         <w:tc>
           <w:tcPr>
-            <w:tcW w:w="4672" w:type="dxa"/>
+            <w:tcW w:w="2122" w:type="dxa"/>
           </w:tcPr>
           <w:p>
             <w:pPr>
@@ -1634,14 +1818,13 @@
               </w:rPr>
             </w:pPr>
             <w:r>
-              <w:lastRenderedPageBreak/>
               <w:t>MaxSize</w:t>
             </w:r>
           </w:p>
         </w:tc>
         <w:tc>
           <w:tcPr>
-            <w:tcW w:w="4673" w:type="dxa"/>
+            <w:tcW w:w="7223" w:type="dxa"/>
           </w:tcPr>
           <w:p>
             <w:pPr>
@@ -1651,7 +1834,16 @@
               <w:t>М</w:t>
             </w:r>
             <w:r>
-              <w:t>аксимальный размер значения в байтах (512 или NULL)</w:t>
+              <w:t xml:space="preserve">аксимальный </w:t>
+            </w:r>
+            <w:r>
+              <w:t xml:space="preserve">допустимый </w:t>
+            </w:r>
+            <w:r>
+              <w:t>размер значения в байтах</w:t>
+            </w:r>
+            <w:r>
+              <w:t>.</w:t>
             </w:r>
           </w:p>
         </w:tc>
@@ -1670,34 +1862,30 @@
           <w:bCs/>
         </w:rPr>
       </w:pPr>
-      <w:r>
+    </w:p>
+    <w:p>
+      <w:pPr>
+        <w:ind w:firstLine="0"/>
         <w:rPr>
           <w:b/>
           <w:bCs/>
         </w:rPr>
-        <w:t>Связь</w:t>
-      </w:r>
-    </w:p>
-    <w:p>
-      <w:pPr>
-        <w:ind w:firstLine="0"/>
+      </w:pPr>
+      <w:r>
         <w:rPr>
           <w:b/>
           <w:bCs/>
         </w:rPr>
-      </w:pPr>
-      <w:r>
-        <w:rPr>
-          <w:b/>
-          <w:bCs/>
-        </w:rPr>
-        <w:t>…</w:t>
+        <w:t>Связь</w:t>
       </w:r>
     </w:p>
     <w:p>
       <w:pPr>
         <w:ind w:firstLine="0"/>
       </w:pPr>
+      <w:r>
+        <w:t>Связь между этими таблицами реализуется через логический ключ: значение ColumnId из первой таблицы всегда должно соответствовать значению PropertyId из второй. Важно учитывать, что распространенная ошибка, представленная в файле изображение.jpg, заключается в попытке связать таблицы через столбец Id (простой порядковый номер строки). На самом деле Id является лишь внутренним инкрементом и не имеет отношения к архитектуре метаданных. Такая раздельная структура позволяет Windows Search быть максимально гибкой и добавлять поддержку новых метаданных, просто расширяя таблицу-словарь без перестройки основной базы с данными.</w:t>
+      </w:r>
       <w:r>
         <w:rPr>
           <w:noProof/>
@@ -1752,6 +1940,104 @@
         </w:drawing>
       </w:r>
     </w:p>
+    <w:p>
+      <w:pPr>
+        <w:spacing w:after="160" w:line="278" w:lineRule="auto"/>
+        <w:ind w:firstLine="0"/>
+        <w:jc w:val="left"/>
+      </w:pPr>
+      <w:r>
+        <w:br w:type="page"/>
+      </w:r>
+    </w:p>
+    <w:p>
+      <w:pPr>
+        <w:ind w:firstLine="0"/>
+        <w:rPr>
+          <w:b/>
+          <w:bCs/>
+        </w:rPr>
+      </w:pPr>
+      <w:r>
+        <w:rPr>
+          <w:b/>
+          <w:bCs/>
+        </w:rPr>
+        <w:lastRenderedPageBreak/>
+        <w:t>КАК СВЯЗАННЫ БД</w:t>
+      </w:r>
+    </w:p>
+    <w:p>
+      <w:pPr>
+        <w:ind w:firstLine="0"/>
+      </w:pPr>
+      <w:r>
+        <w:t>Базы данных Windows-gather.db и Windows.db логически связаны друг с другом: в первой хранится информация о расположении файлов, во второй — их метаданные. Связь осуществляется через общий идентификатор, который служба индексации присваивает каждому файлу. В Windows-gather.db он хранится в поле DocumentID таблицы SystemIndex_Gthr, а в Windows.db — в поле WorkId таблицы SystemIndex_1_PropertyStore. Тип связи — один к одному: каждому файлу из первой базы соответствует ровно один набор свойств во второй. Например, для файла с DocumentID = 12345 мы находим в SystemIndex_Gthr его имя и через связанную таблицу SystemIndex_GthrPth восстанавливаем путь. Затем в SystemIndex_1_PropertyStore по условию WorkId = 12345 получаем все строки со свойствами этого файла, а через SystemIndex_1_PropertyStore_Metadata расшифровываем их названия. Так ColumnId = 12 превращается в System.Size, а ColumnId = 13 — в System.DateModified. В итоге Windows-gather.db отвечает на вопрос «где находится файл», а Windows.db — «что это за файл», и связка DocumentID = WorkId объединяет эти сведения в единую картину.</w:t>
+      </w:r>
+    </w:p>
+    <w:p>
+      <w:pPr>
+        <w:ind w:firstLine="0"/>
+      </w:pPr>
+    </w:p>
+    <w:p>
+      <w:pPr>
+        <w:ind w:firstLine="0"/>
+      </w:pPr>
+      <w:r>
+        <w:rPr>
+          <w:noProof/>
+        </w:rPr>
+        <w:drawing>
+          <wp:inline distT="0" distB="0" distL="0" distR="0" wp14:anchorId="435805AB" wp14:editId="2AD45BF3">
+            <wp:extent cx="5927725" cy="2890520"/>
+            <wp:effectExtent l="0" t="0" r="0" b="5080"/>
+            <wp:docPr id="167996325" name="Рисунок 2"/>
+            <wp:cNvGraphicFramePr>
+              <a:graphicFrameLocks xmlns:a="http://schemas.openxmlformats.org/drawingml/2006/main" noChangeAspect="1"/>
+            </wp:cNvGraphicFramePr>
+            <a:graphic xmlns:a="http://schemas.openxmlformats.org/drawingml/2006/main">
+              <a:graphicData uri="http://schemas.openxmlformats.org/drawingml/2006/picture">
+                <pic:pic xmlns:pic="http://schemas.openxmlformats.org/drawingml/2006/picture">
+                  <pic:nvPicPr>
+                    <pic:cNvPr id="0" name="Picture 2"/>
+                    <pic:cNvPicPr>
+                      <a:picLocks noChangeAspect="1" noChangeArrowheads="1"/>
+                    </pic:cNvPicPr>
+                  </pic:nvPicPr>
+                  <pic:blipFill>
+                    <a:blip r:embed="rId8" cstate="print">
+                      <a:extLst>
+                        <a:ext uri="{28A0092B-C50C-407E-A947-70E740481C1C}">
+                          <a14:useLocalDpi xmlns:a14="http://schemas.microsoft.com/office/drawing/2010/main" val="0"/>
+                        </a:ext>
+                      </a:extLst>
+                    </a:blip>
+                    <a:srcRect/>
+                    <a:stretch>
+                      <a:fillRect/>
+                    </a:stretch>
+                  </pic:blipFill>
+                  <pic:spPr bwMode="auto">
+                    <a:xfrm>
+                      <a:off x="0" y="0"/>
+                      <a:ext cx="5927725" cy="2890520"/>
+                    </a:xfrm>
+                    <a:prstGeom prst="rect">
+                      <a:avLst/>
+                    </a:prstGeom>
+                    <a:noFill/>
+                    <a:ln>
+                      <a:noFill/>
+                    </a:ln>
+                  </pic:spPr>
+                </pic:pic>
+              </a:graphicData>
+            </a:graphic>
+          </wp:inline>
+        </w:drawing>
+      </w:r>
+    </w:p>
     <w:sectPr>
       <w:pgSz w:w="11906" w:h="16838"/>
       <w:pgMar w:top="1134" w:right="850" w:bottom="1134" w:left="1701" w:header="708" w:footer="708" w:gutter="0"/>
@@ -1936,11 +2222,100 @@
       </w:pPr>
     </w:lvl>
   </w:abstractNum>
+  <w:abstractNum w:abstractNumId="2" w15:restartNumberingAfterBreak="0">
+    <w:nsid w:val="66546040"/>
+    <w:multiLevelType w:val="hybridMultilevel"/>
+    <w:tmpl w:val="DA244B5E"/>
+    <w:lvl w:ilvl="0" w:tplc="FFFFFFFF">
+      <w:start w:val="1"/>
+      <w:numFmt w:val="decimal"/>
+      <w:lvlText w:val="%1."/>
+      <w:lvlJc w:val="left"/>
+      <w:pPr>
+        <w:ind w:left="1080" w:hanging="360"/>
+      </w:pPr>
+    </w:lvl>
+    <w:lvl w:ilvl="1" w:tplc="FFFFFFFF" w:tentative="1">
+      <w:start w:val="1"/>
+      <w:numFmt w:val="lowerLetter"/>
+      <w:lvlText w:val="%2."/>
+      <w:lvlJc w:val="left"/>
+      <w:pPr>
+        <w:ind w:left="1800" w:hanging="360"/>
+      </w:pPr>
+    </w:lvl>
+    <w:lvl w:ilvl="2" w:tplc="FFFFFFFF" w:tentative="1">
+      <w:start w:val="1"/>
+      <w:numFmt w:val="lowerRoman"/>
+      <w:lvlText w:val="%3."/>
+      <w:lvlJc w:val="right"/>
+      <w:pPr>
+        <w:ind w:left="2520" w:hanging="180"/>
+      </w:pPr>
+    </w:lvl>
+    <w:lvl w:ilvl="3" w:tplc="FFFFFFFF" w:tentative="1">
+      <w:start w:val="1"/>
+      <w:numFmt w:val="decimal"/>
+      <w:lvlText w:val="%4."/>
+      <w:lvlJc w:val="left"/>
+      <w:pPr>
+        <w:ind w:left="3240" w:hanging="360"/>
+      </w:pPr>
+    </w:lvl>
+    <w:lvl w:ilvl="4" w:tplc="FFFFFFFF" w:tentative="1">
+      <w:start w:val="1"/>
+      <w:numFmt w:val="lowerLetter"/>
+      <w:lvlText w:val="%5."/>
+      <w:lvlJc w:val="left"/>
+      <w:pPr>
+        <w:ind w:left="3960" w:hanging="360"/>
+      </w:pPr>
+    </w:lvl>
+    <w:lvl w:ilvl="5" w:tplc="FFFFFFFF" w:tentative="1">
+      <w:start w:val="1"/>
+      <w:numFmt w:val="lowerRoman"/>
+      <w:lvlText w:val="%6."/>
+      <w:lvlJc w:val="right"/>
+      <w:pPr>
+        <w:ind w:left="4680" w:hanging="180"/>
+      </w:pPr>
+    </w:lvl>
+    <w:lvl w:ilvl="6" w:tplc="FFFFFFFF" w:tentative="1">
+      <w:start w:val="1"/>
+      <w:numFmt w:val="decimal"/>
+      <w:lvlText w:val="%7."/>
+      <w:lvlJc w:val="left"/>
+      <w:pPr>
+        <w:ind w:left="5400" w:hanging="360"/>
+      </w:pPr>
+    </w:lvl>
+    <w:lvl w:ilvl="7" w:tplc="FFFFFFFF" w:tentative="1">
+      <w:start w:val="1"/>
+      <w:numFmt w:val="lowerLetter"/>
+      <w:lvlText w:val="%8."/>
+      <w:lvlJc w:val="left"/>
+      <w:pPr>
+        <w:ind w:left="6120" w:hanging="360"/>
+      </w:pPr>
+    </w:lvl>
+    <w:lvl w:ilvl="8" w:tplc="FFFFFFFF" w:tentative="1">
+      <w:start w:val="1"/>
+      <w:numFmt w:val="lowerRoman"/>
+      <w:lvlText w:val="%9."/>
+      <w:lvlJc w:val="right"/>
+      <w:pPr>
+        <w:ind w:left="6840" w:hanging="180"/>
+      </w:pPr>
+    </w:lvl>
+  </w:abstractNum>
   <w:num w:numId="1" w16cid:durableId="1812869801">
     <w:abstractNumId w:val="0"/>
   </w:num>
   <w:num w:numId="2" w16cid:durableId="1629624379">
     <w:abstractNumId w:val="1"/>
+  </w:num>
+  <w:num w:numId="3" w16cid:durableId="1101876804">
+    <w:abstractNumId w:val="2"/>
   </w:num>
 </w:numbering>
 </file>
@@ -2743,6 +3118,7 @@
       <w:numPr>
         <w:ilvl w:val="1"/>
       </w:numPr>
+      <w:ind w:firstLine="709"/>
     </w:pPr>
     <w:rPr>
       <w:rFonts w:eastAsiaTheme="majorEastAsia" w:cstheme="majorBidi"/>
